--- a/docs/paper/Paper_CO5.docx
+++ b/docs/paper/Paper_CO5.docx
@@ -106,7 +106,7 @@
           <w:i/>
           <w:sz w:val="18"/>
         </w:rPr>
-        <w:t>Automated fake-news detection scores how an article is written — its tone, its headline, whether it names sources. Every such signal is chosen by whoever wrote the text, so a fabrication composed in newsroom register scores as a genuine report does. On a weighted-sum pipeline of this kind we measured invented articles at 7.3 of 10, with four of six deceptive items presented as credible; the failure was systematic, because when corroboration was absent the verification term withdrew and redistributed its weight onto precisely the signals an author controls. We attribute this to treating adversarial detection as ordinary classification. Where features are adversarially selected rather than drawn from nature, an asymmetry follows, stated here as an admissibility rule: an observation under the author's control may count against an article but never in its favour. We build a scoring model on that rule. Each observation contributes a likelihood ratio estimated from labelled articles rather than a hand-assigned weight; ratios accumulate as additive log-odds into a calibrated probability. Support is admitted only from outside the author's control — corroboration counted in independent sources rather than retrieved articles, and verification of an article's premises against a reference work. Input carrying no verifiable claim is declined rather than scored. On held-out data, accuracy rises from 0.888 to 0.954 against the rule it replaces, precision among flagged articles from 0.848 to 0.975, and calibration error where the system accuses from 0.229 to 0.127.</w:t>
+        <w:t>Automated fake-news detection scores how an article is written: its tone, its headline, whether it names sources. Every such signal is chosen by whoever wrote it, so a fabrication in newsroom register scores as a genuine report. On a weighted-sum pipeline of this kind we measured invented articles at 7.3 of 10, four of six deceptive items reading as credible, and the failure was systematic: when corroboration was absent the verification term redistributed its weight onto the signals an author controls. We attribute this to treating adversarial detection as ordinary classification. Where features are selected by an adversary rather than drawn from nature, an asymmetry follows, stated here as an admissibility rule: an observation under the author's control may count against an article, never in its favour. We build a scoring model on that rule. Each observation contributes a likelihood ratio estimated from labelled articles rather than a hand-assigned weight, and the ratios accumulate as additive log-odds into a calibrated probability. Support is admitted only from outside the author's control: corroboration counted in independent sources rather than retrieved articles, and premises checked against a reference work. Input carrying no verifiable claim is declined rather than scored. On a held-out split of 120 articles the model matches the rule it replaces on accuracy — 114 correct against 115 — and ranks slightly worse, while calibration error where the system accuses falls twentyfold, from 0.267 to 0.013. The trade is deliberate: the discrimination given up is supplied by evidence an adversary controls.</w:t>
       </w:r>
     </w:p>
     <w:p>
@@ -295,7 +295,7 @@
           <w:i w:val="0"/>
           <w:sz w:val="20"/>
         </w:rPr>
-        <w:t>•  Correlation-aware combination. The content checks are measured at r = 0.78 and amount to 1.2 effective independent factors of four; their summed weight is scaled accordingly, where the previous design counted one piece of evidence four times.</w:t>
+        <w:t>•  Correlation-aware combination. The content checks correlate at a mean r = 0.55 and amount to 1.52 effective independent factors of four — the strongest pair, headline quality and language, at r = 0.93 — so their summed weight is scaled accordingly, where the previous design counted one piece of evidence four times.</w:t>
       </w:r>
     </w:p>
     <w:p>
@@ -1361,7 +1361,7 @@
           <w:i w:val="0"/>
           <w:sz w:val="20"/>
         </w:rPr>
-        <w:t>Correlation damping. Members of $O_A$ measure overlapping properties of the same prose and are not conditionally independent. Under equicorrelation $\bar r$ the effective count of independent factors among $k$ is $k / (1 + (k-1)\bar r)$, and the family's summed weight is scaled by $n_\text{eff}/k$. Measured, $\bar r = 0.78$ over four checks gives $n_\text{eff} = 1.2$.</w:t>
+        <w:t>Correlation damping. Members of $O_A$ measure overlapping properties of the same prose and are not conditionally independent. Under equicorrelation $\bar r$ the effective count of independent factors among $k$ is $k / (1 + (k-1)\bar r)$, and the family's summed weight is scaled by $n_\text{eff}/k$. Measured on the clean corpus, $\bar r = 0.55$ over four checks gives $n_\text{eff} = 1.52$, a damping factor of 0.379. The strongest pair, headline quality and language, correlates at $r = 0.93$: on this corpus they are very nearly one observation reported twice.</w:t>
       </w:r>
     </w:p>
     <w:p>
@@ -1934,7 +1934,22 @@
           <w:i w:val="0"/>
           <w:sz w:val="20"/>
         </w:rPr>
-        <w:t>n = 829 held-out articles:</w:t>
+        <w:t>The corpus is 239 articles whose measurement channel is recorded: every factor in it was produced by the language model rather than by the deterministic fallback the system uses when the model is unavailable. An earlier table was estimated on 1,642 records that did not record the channel, in unknown proportion; those are excluded here (Section 8.1). Of 239, 119 train and 120 test.</w:t>
+      </w:r>
+    </w:p>
+    <w:p>
+      <w:pPr>
+        <w:spacing w:before="0" w:after="120"/>
+        <w:jc w:val="both"/>
+      </w:pPr>
+      <w:r>
+        <w:rPr>
+          <w:rFonts w:ascii="Times New Roman" w:hAnsi="Times New Roman"/>
+          <w:b w:val="0"/>
+          <w:i w:val="0"/>
+          <w:sz w:val="20"/>
+        </w:rPr>
+        <w:t>n = 120 held-out articles:</w:t>
       </w:r>
     </w:p>
     <w:tbl>
@@ -1944,17 +1959,18 @@
         <w:tblLook w:firstColumn="1" w:firstRow="1" w:lastColumn="0" w:lastRow="0" w:noHBand="0" w:noVBand="1" w:val="04A0"/>
       </w:tblPr>
       <w:tblGrid>
-        <w:gridCol w:w="1709"/>
-        <w:gridCol w:w="1709"/>
-        <w:gridCol w:w="1709"/>
-        <w:gridCol w:w="1709"/>
-        <w:gridCol w:w="1709"/>
-        <w:gridCol w:w="1709"/>
+        <w:gridCol w:w="1465"/>
+        <w:gridCol w:w="1465"/>
+        <w:gridCol w:w="1465"/>
+        <w:gridCol w:w="1465"/>
+        <w:gridCol w:w="1465"/>
+        <w:gridCol w:w="1465"/>
+        <w:gridCol w:w="1465"/>
       </w:tblGrid>
       <w:tr>
         <w:tc>
           <w:tcPr>
-            <w:tcW w:type="dxa" w:w="1709"/>
+            <w:tcW w:type="dxa" w:w="1465"/>
           </w:tcPr>
           <w:p>
             <w:r/>
@@ -1964,12 +1980,13 @@
                 <w:b/>
                 <w:sz w:val="16"/>
               </w:rPr>
+              <w:t>Model</w:t>
             </w:r>
           </w:p>
         </w:tc>
         <w:tc>
           <w:tcPr>
-            <w:tcW w:type="dxa" w:w="1709"/>
+            <w:tcW w:type="dxa" w:w="1465"/>
           </w:tcPr>
           <w:p>
             <w:r/>
@@ -1979,13 +1996,13 @@
                 <w:b/>
                 <w:sz w:val="16"/>
               </w:rPr>
-              <w:t>Accuracy</w:t>
+              <w:t>Acc.</w:t>
             </w:r>
           </w:p>
         </w:tc>
         <w:tc>
           <w:tcPr>
-            <w:tcW w:type="dxa" w:w="1709"/>
+            <w:tcW w:type="dxa" w:w="1465"/>
           </w:tcPr>
           <w:p>
             <w:r/>
@@ -1995,13 +2012,13 @@
                 <w:b/>
                 <w:sz w:val="16"/>
               </w:rPr>
-              <w:t>ROC-AUC</w:t>
+              <w:t>AUC</w:t>
             </w:r>
           </w:p>
         </w:tc>
         <w:tc>
           <w:tcPr>
-            <w:tcW w:type="dxa" w:w="1709"/>
+            <w:tcW w:type="dxa" w:w="1465"/>
           </w:tcPr>
           <w:p>
             <w:r/>
@@ -2011,13 +2028,13 @@
                 <w:b/>
                 <w:sz w:val="16"/>
               </w:rPr>
-              <w:t>ECE (all)</w:t>
+              <w:t>ECE</w:t>
             </w:r>
           </w:p>
         </w:tc>
         <w:tc>
           <w:tcPr>
-            <w:tcW w:type="dxa" w:w="1709"/>
+            <w:tcW w:type="dxa" w:w="1465"/>
           </w:tcPr>
           <w:p>
             <w:r/>
@@ -2027,13 +2044,13 @@
                 <w:b/>
                 <w:sz w:val="16"/>
               </w:rPr>
-              <w:t>ECE when accusing</w:t>
+              <w:t>ECE-a</w:t>
             </w:r>
           </w:p>
         </w:tc>
         <w:tc>
           <w:tcPr>
-            <w:tcW w:type="dxa" w:w="1709"/>
+            <w:tcW w:type="dxa" w:w="1465"/>
           </w:tcPr>
           <w:p>
             <w:r/>
@@ -2043,7 +2060,23 @@
                 <w:b/>
                 <w:sz w:val="16"/>
               </w:rPr>
-              <w:t>Precision when accusing</w:t>
+              <w:t>Prec-a</w:t>
+            </w:r>
+          </w:p>
+        </w:tc>
+        <w:tc>
+          <w:tcPr>
+            <w:tcW w:type="dxa" w:w="1465"/>
+          </w:tcPr>
+          <w:p>
+            <w:r/>
+            <w:r>
+              <w:rPr>
+                <w:rFonts w:ascii="Times New Roman" w:hAnsi="Times New Roman"/>
+                <w:b/>
+                <w:sz w:val="16"/>
+              </w:rPr>
+              <w:t>Brier</w:t>
             </w:r>
           </w:p>
         </w:tc>
@@ -2051,7 +2084,7 @@
       <w:tr>
         <w:tc>
           <w:tcPr>
-            <w:tcW w:type="dxa" w:w="1709"/>
+            <w:tcW w:type="dxa" w:w="1465"/>
           </w:tcPr>
           <w:p>
             <w:r/>
@@ -2061,13 +2094,13 @@
                 <w:b w:val="0"/>
                 <w:sz w:val="16"/>
               </w:rPr>
-              <w:t>Legacy hand-weighted sum</w:t>
+              <w:t>Legacy sum</w:t>
             </w:r>
           </w:p>
         </w:tc>
         <w:tc>
           <w:tcPr>
-            <w:tcW w:type="dxa" w:w="1709"/>
+            <w:tcW w:type="dxa" w:w="1465"/>
           </w:tcPr>
           <w:p>
             <w:r/>
@@ -2077,13 +2110,13 @@
                 <w:b w:val="0"/>
                 <w:sz w:val="16"/>
               </w:rPr>
-              <w:t>0.888</w:t>
+              <w:t>0.958</w:t>
             </w:r>
           </w:p>
         </w:tc>
         <w:tc>
           <w:tcPr>
-            <w:tcW w:type="dxa" w:w="1709"/>
+            <w:tcW w:type="dxa" w:w="1465"/>
           </w:tcPr>
           <w:p>
             <w:r/>
@@ -2093,13 +2126,13 @@
                 <w:b w:val="0"/>
                 <w:sz w:val="16"/>
               </w:rPr>
-              <w:t>0.970</w:t>
+              <w:t>0.978</w:t>
             </w:r>
           </w:p>
         </w:tc>
         <w:tc>
           <w:tcPr>
-            <w:tcW w:type="dxa" w:w="1709"/>
+            <w:tcW w:type="dxa" w:w="1465"/>
           </w:tcPr>
           <w:p>
             <w:r/>
@@ -2109,13 +2142,13 @@
                 <w:b w:val="0"/>
                 <w:sz w:val="16"/>
               </w:rPr>
-              <w:t>0.221</w:t>
+              <w:t>0.237</w:t>
             </w:r>
           </w:p>
         </w:tc>
         <w:tc>
           <w:tcPr>
-            <w:tcW w:type="dxa" w:w="1709"/>
+            <w:tcW w:type="dxa" w:w="1465"/>
           </w:tcPr>
           <w:p>
             <w:r/>
@@ -2125,13 +2158,13 @@
                 <w:b w:val="0"/>
                 <w:sz w:val="16"/>
               </w:rPr>
-              <w:t>0.229</w:t>
+              <w:t>0.267</w:t>
             </w:r>
           </w:p>
         </w:tc>
         <w:tc>
           <w:tcPr>
-            <w:tcW w:type="dxa" w:w="1709"/>
+            <w:tcW w:type="dxa" w:w="1465"/>
           </w:tcPr>
           <w:p>
             <w:r/>
@@ -2141,15 +2174,13 @@
                 <w:b w:val="0"/>
                 <w:sz w:val="16"/>
               </w:rPr>
-              <w:t>0.848</w:t>
+              <w:t>0.968</w:t>
             </w:r>
           </w:p>
         </w:tc>
-      </w:tr>
-      <w:tr>
         <w:tc>
           <w:tcPr>
-            <w:tcW w:type="dxa" w:w="1709"/>
+            <w:tcW w:type="dxa" w:w="1465"/>
           </w:tcPr>
           <w:p>
             <w:r/>
@@ -2159,13 +2190,15 @@
                 <w:b w:val="0"/>
                 <w:sz w:val="16"/>
               </w:rPr>
-              <w:t>Weight of evidence (shipped)</w:t>
+              <w:t>0.101</w:t>
             </w:r>
           </w:p>
         </w:tc>
+      </w:tr>
+      <w:tr>
         <w:tc>
           <w:tcPr>
-            <w:tcW w:type="dxa" w:w="1709"/>
+            <w:tcW w:type="dxa" w:w="1465"/>
           </w:tcPr>
           <w:p>
             <w:r/>
@@ -2175,13 +2208,143 @@
                 <w:b w:val="0"/>
                 <w:sz w:val="16"/>
               </w:rPr>
-              <w:t>0.954</w:t>
+              <w:t>WoE, raw</w:t>
             </w:r>
           </w:p>
         </w:tc>
         <w:tc>
           <w:tcPr>
-            <w:tcW w:type="dxa" w:w="1709"/>
+            <w:tcW w:type="dxa" w:w="1465"/>
+          </w:tcPr>
+          <w:p>
+            <w:r/>
+            <w:r>
+              <w:rPr>
+                <w:rFonts w:ascii="Times New Roman" w:hAnsi="Times New Roman"/>
+                <w:b w:val="0"/>
+                <w:sz w:val="16"/>
+              </w:rPr>
+              <w:t>0.950</w:t>
+            </w:r>
+          </w:p>
+        </w:tc>
+        <w:tc>
+          <w:tcPr>
+            <w:tcW w:type="dxa" w:w="1465"/>
+          </w:tcPr>
+          <w:p>
+            <w:r/>
+            <w:r>
+              <w:rPr>
+                <w:rFonts w:ascii="Times New Roman" w:hAnsi="Times New Roman"/>
+                <w:b w:val="0"/>
+                <w:sz w:val="16"/>
+              </w:rPr>
+              <w:t>0.973</w:t>
+            </w:r>
+          </w:p>
+        </w:tc>
+        <w:tc>
+          <w:tcPr>
+            <w:tcW w:type="dxa" w:w="1465"/>
+          </w:tcPr>
+          <w:p>
+            <w:r/>
+            <w:r>
+              <w:rPr>
+                <w:rFonts w:ascii="Times New Roman" w:hAnsi="Times New Roman"/>
+                <w:b w:val="0"/>
+                <w:sz w:val="16"/>
+              </w:rPr>
+              <w:t>0.308</w:t>
+            </w:r>
+          </w:p>
+        </w:tc>
+        <w:tc>
+          <w:tcPr>
+            <w:tcW w:type="dxa" w:w="1465"/>
+          </w:tcPr>
+          <w:p>
+            <w:r/>
+            <w:r>
+              <w:rPr>
+                <w:rFonts w:ascii="Times New Roman" w:hAnsi="Times New Roman"/>
+                <w:b w:val="0"/>
+                <w:sz w:val="16"/>
+              </w:rPr>
+              <w:t>0.257</w:t>
+            </w:r>
+          </w:p>
+        </w:tc>
+        <w:tc>
+          <w:tcPr>
+            <w:tcW w:type="dxa" w:w="1465"/>
+          </w:tcPr>
+          <w:p>
+            <w:r/>
+            <w:r>
+              <w:rPr>
+                <w:rFonts w:ascii="Times New Roman" w:hAnsi="Times New Roman"/>
+                <w:b w:val="0"/>
+                <w:sz w:val="16"/>
+              </w:rPr>
+              <w:t>0.967</w:t>
+            </w:r>
+          </w:p>
+        </w:tc>
+        <w:tc>
+          <w:tcPr>
+            <w:tcW w:type="dxa" w:w="1465"/>
+          </w:tcPr>
+          <w:p>
+            <w:r/>
+            <w:r>
+              <w:rPr>
+                <w:rFonts w:ascii="Times New Roman" w:hAnsi="Times New Roman"/>
+                <w:b w:val="0"/>
+                <w:sz w:val="16"/>
+              </w:rPr>
+              <w:t>0.142</w:t>
+            </w:r>
+          </w:p>
+        </w:tc>
+      </w:tr>
+      <w:tr>
+        <w:tc>
+          <w:tcPr>
+            <w:tcW w:type="dxa" w:w="1465"/>
+          </w:tcPr>
+          <w:p>
+            <w:r/>
+            <w:r>
+              <w:rPr>
+                <w:rFonts w:ascii="Times New Roman" w:hAnsi="Times New Roman"/>
+                <w:b w:val="0"/>
+                <w:sz w:val="16"/>
+              </w:rPr>
+              <w:t>WoE, isotonic</w:t>
+            </w:r>
+          </w:p>
+        </w:tc>
+        <w:tc>
+          <w:tcPr>
+            <w:tcW w:type="dxa" w:w="1465"/>
+          </w:tcPr>
+          <w:p>
+            <w:r/>
+            <w:r>
+              <w:rPr>
+                <w:rFonts w:ascii="Times New Roman" w:hAnsi="Times New Roman"/>
+                <w:b w:val="0"/>
+                <w:sz w:val="16"/>
+              </w:rPr>
+              <w:t>0.950</w:t>
+            </w:r>
+          </w:p>
+        </w:tc>
+        <w:tc>
+          <w:tcPr>
+            <w:tcW w:type="dxa" w:w="1465"/>
           </w:tcPr>
           <w:p>
             <w:r/>
@@ -2197,7 +2360,7 @@
         </w:tc>
         <w:tc>
           <w:tcPr>
-            <w:tcW w:type="dxa" w:w="1709"/>
+            <w:tcW w:type="dxa" w:w="1465"/>
           </w:tcPr>
           <w:p>
             <w:r/>
@@ -2207,13 +2370,13 @@
                 <w:b w:val="0"/>
                 <w:sz w:val="16"/>
               </w:rPr>
-              <w:t>0.285</w:t>
+              <w:t>0.028</w:t>
             </w:r>
           </w:p>
         </w:tc>
         <w:tc>
           <w:tcPr>
-            <w:tcW w:type="dxa" w:w="1709"/>
+            <w:tcW w:type="dxa" w:w="1465"/>
           </w:tcPr>
           <w:p>
             <w:r/>
@@ -2223,13 +2386,13 @@
                 <w:b w:val="0"/>
                 <w:sz w:val="16"/>
               </w:rPr>
-              <w:t>0.127</w:t>
+              <w:t>0.013</w:t>
             </w:r>
           </w:p>
         </w:tc>
         <w:tc>
           <w:tcPr>
-            <w:tcW w:type="dxa" w:w="1709"/>
+            <w:tcW w:type="dxa" w:w="1465"/>
           </w:tcPr>
           <w:p>
             <w:r/>
@@ -2239,7 +2402,23 @@
                 <w:b w:val="0"/>
                 <w:sz w:val="16"/>
               </w:rPr>
-              <w:t>0.975</w:t>
+              <w:t>0.967</w:t>
+            </w:r>
+          </w:p>
+        </w:tc>
+        <w:tc>
+          <w:tcPr>
+            <w:tcW w:type="dxa" w:w="1465"/>
+          </w:tcPr>
+          <w:p>
+            <w:r/>
+            <w:r>
+              <w:rPr>
+                <w:rFonts w:ascii="Times New Roman" w:hAnsi="Times New Roman"/>
+                <w:b w:val="0"/>
+                <w:sz w:val="16"/>
+              </w:rPr>
+              <w:t>0.048</w:t>
             </w:r>
           </w:p>
         </w:tc>
@@ -2272,7 +2451,7 @@
           <w:i w:val="0"/>
           <w:sz w:val="20"/>
         </w:rPr>
-        <w:t>Calibration of the content model, before and after isotonic regression fitted on the training half: ECE 0.335 → 0.056.</w:t>
+        <w:t>ECE-a and Prec-a are expected calibration error and precision computed over the predictions where the system accuses, that is where it states a probability of fabrication above one half. Lower is better for every column but accuracy, AUC and precision.</w:t>
       </w:r>
     </w:p>
     <w:p>
@@ -2287,7 +2466,37 @@
           <w:i w:val="0"/>
           <w:sz w:val="20"/>
         </w:rPr>
-        <w:t>Two figures deserve comment rather than celebration. The shipped configuration's overall ECE is worse than the legacy rule's, and this is the clamp's doing: by refusing exculpatory evidence the system declines to become confident that a well-written article is genuine, and that deliberate under-confidence registers as calibration error. Every residual error points toward greater suspicion; the model never overstates confidence in an article's favour. Where it accuses — which is where a false statement does harm — it is roughly twice as well calibrated as the rule it replaces, and considerably more precise.</w:t>
+        <w:t>The accuracy difference is one article. 114 correct against 115, of 120. We draw no conclusion from it, and the earlier claim that accuracy rose from 0.888 to 0.954 does not survive the clean re-estimation: it was measured on the contaminated corpus and is withdrawn. On ISOT the two models classify equivalently, and the legacy rule ranks slightly better (AUC 0.978 against 0.957).</w:t>
+      </w:r>
+    </w:p>
+    <w:p>
+      <w:pPr>
+        <w:spacing w:before="0" w:after="120"/>
+        <w:jc w:val="both"/>
+      </w:pPr>
+      <w:r>
+        <w:rPr>
+          <w:rFonts w:ascii="Times New Roman" w:hAnsi="Times New Roman"/>
+          <w:b w:val="0"/>
+          <w:i w:val="0"/>
+          <w:sz w:val="20"/>
+        </w:rPr>
+        <w:t>What does separate them is calibration, by a factor of twenty where it matters most. Where the system accuses — which is where a false statement does harm — expected calibration error falls from 0.267 to 0.013, and the Brier score from 0.101 to 0.048. A hand-weighted sum that is right about which articles are fabricated can still be badly wrong about how sure it is; the reader sees the confidence, not the ranking.</w:t>
+      </w:r>
+    </w:p>
+    <w:p>
+      <w:pPr>
+        <w:spacing w:before="0" w:after="120"/>
+        <w:jc w:val="both"/>
+      </w:pPr>
+      <w:r>
+        <w:rPr>
+          <w:rFonts w:ascii="Times New Roman" w:hAnsi="Times New Roman"/>
+          <w:b w:val="0"/>
+          <w:i w:val="0"/>
+          <w:sz w:val="20"/>
+        </w:rPr>
+        <w:t>This is the result the design predicts rather than a disappointing one. The admissibility rule removes evidence from the model — all of the exculpatory evidence a corpus of crude fabrications makes available — so discrimination on that corpus can only fall or hold. What is bought with it is a probability that means what it says, and a system whose residual error points toward suspicion rather than toward false reassurance.</w:t>
       </w:r>
     </w:p>
     <w:p>
@@ -2317,7 +2526,7 @@
           <w:i w:val="0"/>
           <w:sz w:val="20"/>
         </w:rPr>
-        <w:t>Disabling the clamp raises ROC-AUC from 0.957 to 0.978 on this corpus. The gain is real and it is a trap: it comes from learning that fluent prose indicates a genuine article, which holds on a corpus whose fabrications are crude and fails against a competent one. ISOT contains no competent fabrications to expose the error; the adversarial set of Section 7.7 contains ten. We report both configurations and ship the clamp.</w:t>
+        <w:t>Disabling the clamp raises ROC-AUC from 0.957 to 0.973 on the clean corpus, and the legacy hand-weighted rule — which admits exculpatory style evidence freely — reaches 0.978. The gain is real and it is a trap: it comes from learning that fluent prose indicates a genuine article, which holds on a corpus whose fabrications are crude and fails against a competent one. ISOT contains no competent fabrications to expose the error; the adversarial set of Section 7.7 contains ten. We report both configurations and ship the clamp.</w:t>
       </w:r>
     </w:p>
     <w:p>
@@ -4744,7 +4953,7 @@
           <w:i w:val="0"/>
           <w:sz w:val="20"/>
         </w:rPr>
-        <w:t>The measured weights rest on a corpus of mixed provenance. The likelihood ratios in Appendix B were estimated from evaluation runs that did not record whether each observation came from the language model or from the deterministic pattern fallback the system uses when the model is unavailable. The guard intended to exclude fallback observations tested a flag the checks never set, so it never fired, and the proportion of fallback observations in the corpus is therefore unknown. The instrumentation is corrected and the channel is now recorded per observation; until a clean re-estimation is complete, the ratios should be read as measured on a mixture rather than on the model path, and the stored table is annotated accordingly.</w:t>
+        <w:t>The corpus is small. The weights and the held-out comparison rest on 239 articles, 119 training and 120 test. A one-article difference in accuracy is not a difference, and we do not treat it as one. The earlier figures, estimated on 1,642 records, were larger but of unknown provenance: the guard intended to exclude pattern-matcher observations tested a flag the checks never set, so it never fired, and the proportion of fallback observations was unknown. That instrumentation is corrected, the channel is recorded per observation, and this table is estimated with --clean-only from records that state it. We prefer 239 articles of known provenance to 1,642 of unknown, and state the cost: ISOT's score distribution is bimodal, so the middle bands remain thin and several contribute nothing. The re-estimation stopped at 239 rather than the intended 300 because both model providers became unavailable mid-run — one returning 503, the other out of quota — and the remaining articles were not worth waiting on at the rate the run had dropped to.</w:t>
       </w:r>
     </w:p>
     <w:p>
@@ -4864,7 +5073,7 @@
           <w:i w:val="0"/>
           <w:sz w:val="20"/>
         </w:rPr>
-        <w:t>We stated that asymmetry as an admissibility rule, built a scoring model on it in which every weight is a likelihood ratio measured from labelled data rather than a constant chosen by hand, and reported the result as a probability that can be checked against outcomes rather than a score on an invented scale. Held out, this raised accuracy from 0.888 to 0.954 and precision among flagged articles from 0.848 to 0.975, while halving calibration error where the system accuses. It also costs something, and we report that too: two points of ranking performance on a corpus that cannot express the attack the rule defends against.</w:t>
+        <w:t>We stated that asymmetry as an admissibility rule, built a scoring model on it in which every weight is a likelihood ratio measured from labelled data rather than a constant chosen by hand, and reported the result as a probability that can be checked against outcomes rather than a score on an invented scale. Held out, this leaves accuracy where the rule it replaces left it — 114 correct against 115, of 120 — and reduces calibration error where the system accuses twentyfold, from 0.267 to 0.013. It also costs something, and we report that too: two points of ranking performance, on a corpus that cannot express the attack the rule defends against.</w:t>
       </w:r>
     </w:p>
     <w:p>
@@ -5513,7 +5722,7 @@
           <w:i w:val="0"/>
           <w:sz w:val="20"/>
         </w:rPr>
-        <w:t>Estimated by eval/estimateWeights.js over 1,642 labelled articles, in decibans after shrinkage to the conservative end of a 95% interval. Positive values point toward fabrication. Values in the exculpatory half are shown as measured, and are not admitted for author-controlled observations (Section 4.3).</w:t>
+        <w:t>Estimated by eval/estimateWeights.js --clean-only over 239 labelled articles whose measurement channel is recorded, in decibans after shrinkage to the conservative end of a 95% interval. Positive values point toward fabrication. Values in the exculpatory half are shown as measured and are not admitted for author-controlled observations (Section 4.3).</w:t>
       </w:r>
     </w:p>
     <w:tbl>
@@ -5523,15 +5732,16 @@
         <w:tblLook w:firstColumn="1" w:firstRow="1" w:lastColumn="0" w:lastRow="0" w:noHBand="0" w:noVBand="1" w:val="04A0"/>
       </w:tblPr>
       <w:tblGrid>
-        <w:gridCol w:w="2564"/>
-        <w:gridCol w:w="2564"/>
-        <w:gridCol w:w="2564"/>
-        <w:gridCol w:w="2564"/>
+        <w:gridCol w:w="2051"/>
+        <w:gridCol w:w="2051"/>
+        <w:gridCol w:w="2051"/>
+        <w:gridCol w:w="2051"/>
+        <w:gridCol w:w="2051"/>
       </w:tblGrid>
       <w:tr>
         <w:tc>
           <w:tcPr>
-            <w:tcW w:type="dxa" w:w="2564"/>
+            <w:tcW w:type="dxa" w:w="2051"/>
           </w:tcPr>
           <w:p>
             <w:r/>
@@ -5547,7 +5757,7 @@
         </w:tc>
         <w:tc>
           <w:tcPr>
-            <w:tcW w:type="dxa" w:w="2564"/>
+            <w:tcW w:type="dxa" w:w="2051"/>
           </w:tcPr>
           <w:p>
             <w:r/>
@@ -5563,7 +5773,23 @@
         </w:tc>
         <w:tc>
           <w:tcPr>
-            <w:tcW w:type="dxa" w:w="2564"/>
+            <w:tcW w:type="dxa" w:w="2051"/>
+          </w:tcPr>
+          <w:p>
+            <w:r/>
+            <w:r>
+              <w:rPr>
+                <w:rFonts w:ascii="Times New Roman" w:hAnsi="Times New Roman"/>
+                <w:b/>
+                <w:sz w:val="16"/>
+              </w:rPr>
+              <w:t>Fab / Gen</w:t>
+            </w:r>
+          </w:p>
+        </w:tc>
+        <w:tc>
+          <w:tcPr>
+            <w:tcW w:type="dxa" w:w="2051"/>
           </w:tcPr>
           <w:p>
             <w:r/>
@@ -5579,7 +5805,7 @@
         </w:tc>
         <w:tc>
           <w:tcPr>
-            <w:tcW w:type="dxa" w:w="2564"/>
+            <w:tcW w:type="dxa" w:w="2051"/>
           </w:tcPr>
           <w:p>
             <w:r/>
@@ -5597,7 +5823,7 @@
       <w:tr>
         <w:tc>
           <w:tcPr>
-            <w:tcW w:type="dxa" w:w="2564"/>
+            <w:tcW w:type="dxa" w:w="2051"/>
           </w:tcPr>
           <w:p>
             <w:r/>
@@ -5613,7 +5839,7 @@
         </w:tc>
         <w:tc>
           <w:tcPr>
-            <w:tcW w:type="dxa" w:w="2564"/>
+            <w:tcW w:type="dxa" w:w="2051"/>
           </w:tcPr>
           <w:p>
             <w:r/>
@@ -5629,7 +5855,7 @@
         </w:tc>
         <w:tc>
           <w:tcPr>
-            <w:tcW w:type="dxa" w:w="2564"/>
+            <w:tcW w:type="dxa" w:w="2051"/>
           </w:tcPr>
           <w:p>
             <w:r/>
@@ -5639,13 +5865,13 @@
                 <w:b w:val="0"/>
                 <w:sz w:val="16"/>
               </w:rPr>
-              <w:t>+11.5</w:t>
+              <w:t>37 / 0</w:t>
             </w:r>
           </w:p>
         </w:tc>
         <w:tc>
           <w:tcPr>
-            <w:tcW w:type="dxa" w:w="2564"/>
+            <w:tcW w:type="dxa" w:w="2051"/>
           </w:tcPr>
           <w:p>
             <w:r/>
@@ -5655,7 +5881,23 @@
                 <w:b w:val="0"/>
                 <w:sz w:val="16"/>
               </w:rPr>
-              <w:t>+11.5</w:t>
+              <w:t>+7.2</w:t>
+            </w:r>
+          </w:p>
+        </w:tc>
+        <w:tc>
+          <w:tcPr>
+            <w:tcW w:type="dxa" w:w="2051"/>
+          </w:tcPr>
+          <w:p>
+            <w:r/>
+            <w:r>
+              <w:rPr>
+                <w:rFonts w:ascii="Times New Roman" w:hAnsi="Times New Roman"/>
+                <w:b w:val="0"/>
+                <w:sz w:val="16"/>
+              </w:rPr>
+              <w:t>+7.2</w:t>
             </w:r>
           </w:p>
         </w:tc>
@@ -5663,7 +5905,7 @@
       <w:tr>
         <w:tc>
           <w:tcPr>
-            <w:tcW w:type="dxa" w:w="2564"/>
+            <w:tcW w:type="dxa" w:w="2051"/>
           </w:tcPr>
           <w:p>
             <w:r/>
@@ -5679,7 +5921,171 @@
         </w:tc>
         <w:tc>
           <w:tcPr>
-            <w:tcW w:type="dxa" w:w="2564"/>
+            <w:tcW w:type="dxa" w:w="2051"/>
+          </w:tcPr>
+          <w:p>
+            <w:r/>
+            <w:r>
+              <w:rPr>
+                <w:rFonts w:ascii="Times New Roman" w:hAnsi="Times New Roman"/>
+                <w:b w:val="0"/>
+                <w:sz w:val="16"/>
+              </w:rPr>
+              <w:t>2–4</w:t>
+            </w:r>
+          </w:p>
+        </w:tc>
+        <w:tc>
+          <w:tcPr>
+            <w:tcW w:type="dxa" w:w="2051"/>
+          </w:tcPr>
+          <w:p>
+            <w:r/>
+            <w:r>
+              <w:rPr>
+                <w:rFonts w:ascii="Times New Roman" w:hAnsi="Times New Roman"/>
+                <w:b w:val="0"/>
+                <w:sz w:val="16"/>
+              </w:rPr>
+              <w:t>48 / 0</w:t>
+            </w:r>
+          </w:p>
+        </w:tc>
+        <w:tc>
+          <w:tcPr>
+            <w:tcW w:type="dxa" w:w="2051"/>
+          </w:tcPr>
+          <w:p>
+            <w:r/>
+            <w:r>
+              <w:rPr>
+                <w:rFonts w:ascii="Times New Roman" w:hAnsi="Times New Roman"/>
+                <w:b w:val="0"/>
+                <w:sz w:val="16"/>
+              </w:rPr>
+              <w:t>+8.4</w:t>
+            </w:r>
+          </w:p>
+        </w:tc>
+        <w:tc>
+          <w:tcPr>
+            <w:tcW w:type="dxa" w:w="2051"/>
+          </w:tcPr>
+          <w:p>
+            <w:r/>
+            <w:r>
+              <w:rPr>
+                <w:rFonts w:ascii="Times New Roman" w:hAnsi="Times New Roman"/>
+                <w:b w:val="0"/>
+                <w:sz w:val="16"/>
+              </w:rPr>
+              <w:t>+8.4</w:t>
+            </w:r>
+          </w:p>
+        </w:tc>
+      </w:tr>
+      <w:tr>
+        <w:tc>
+          <w:tcPr>
+            <w:tcW w:type="dxa" w:w="2051"/>
+          </w:tcPr>
+          <w:p>
+            <w:r/>
+            <w:r>
+              <w:rPr>
+                <w:rFonts w:ascii="Times New Roman" w:hAnsi="Times New Roman"/>
+                <w:b w:val="0"/>
+                <w:sz w:val="16"/>
+              </w:rPr>
+              <w:t>Headline quality</w:t>
+            </w:r>
+          </w:p>
+        </w:tc>
+        <w:tc>
+          <w:tcPr>
+            <w:tcW w:type="dxa" w:w="2051"/>
+          </w:tcPr>
+          <w:p>
+            <w:r/>
+            <w:r>
+              <w:rPr>
+                <w:rFonts w:ascii="Times New Roman" w:hAnsi="Times New Roman"/>
+                <w:b w:val="0"/>
+                <w:sz w:val="16"/>
+              </w:rPr>
+              <w:t>4–6</w:t>
+            </w:r>
+          </w:p>
+        </w:tc>
+        <w:tc>
+          <w:tcPr>
+            <w:tcW w:type="dxa" w:w="2051"/>
+          </w:tcPr>
+          <w:p>
+            <w:r/>
+            <w:r>
+              <w:rPr>
+                <w:rFonts w:ascii="Times New Roman" w:hAnsi="Times New Roman"/>
+                <w:b w:val="0"/>
+                <w:sz w:val="16"/>
+              </w:rPr>
+              <w:t>14 / 1</w:t>
+            </w:r>
+          </w:p>
+        </w:tc>
+        <w:tc>
+          <w:tcPr>
+            <w:tcW w:type="dxa" w:w="2051"/>
+          </w:tcPr>
+          <w:p>
+            <w:r/>
+            <w:r>
+              <w:rPr>
+                <w:rFonts w:ascii="Times New Roman" w:hAnsi="Times New Roman"/>
+                <w:b w:val="0"/>
+                <w:sz w:val="16"/>
+              </w:rPr>
+              <w:t>+3.2</w:t>
+            </w:r>
+          </w:p>
+        </w:tc>
+        <w:tc>
+          <w:tcPr>
+            <w:tcW w:type="dxa" w:w="2051"/>
+          </w:tcPr>
+          <w:p>
+            <w:r/>
+            <w:r>
+              <w:rPr>
+                <w:rFonts w:ascii="Times New Roman" w:hAnsi="Times New Roman"/>
+                <w:b w:val="0"/>
+                <w:sz w:val="16"/>
+              </w:rPr>
+              <w:t>+3.2</w:t>
+            </w:r>
+          </w:p>
+        </w:tc>
+      </w:tr>
+      <w:tr>
+        <w:tc>
+          <w:tcPr>
+            <w:tcW w:type="dxa" w:w="2051"/>
+          </w:tcPr>
+          <w:p>
+            <w:r/>
+            <w:r>
+              <w:rPr>
+                <w:rFonts w:ascii="Times New Roman" w:hAnsi="Times New Roman"/>
+                <w:b w:val="0"/>
+                <w:sz w:val="16"/>
+              </w:rPr>
+              <w:t>Headline quality</w:t>
+            </w:r>
+          </w:p>
+        </w:tc>
+        <w:tc>
+          <w:tcPr>
+            <w:tcW w:type="dxa" w:w="2051"/>
           </w:tcPr>
           <w:p>
             <w:r/>
@@ -5695,7 +6101,7 @@
         </w:tc>
         <w:tc>
           <w:tcPr>
-            <w:tcW w:type="dxa" w:w="2564"/>
+            <w:tcW w:type="dxa" w:w="2051"/>
           </w:tcPr>
           <w:p>
             <w:r/>
@@ -5705,13 +6111,29 @@
                 <w:b w:val="0"/>
                 <w:sz w:val="16"/>
               </w:rPr>
-              <w:t>−11.3</w:t>
+              <w:t>4 / 124</w:t>
             </w:r>
           </w:p>
         </w:tc>
         <w:tc>
           <w:tcPr>
-            <w:tcW w:type="dxa" w:w="2564"/>
+            <w:tcW w:type="dxa" w:w="2051"/>
+          </w:tcPr>
+          <w:p>
+            <w:r/>
+            <w:r>
+              <w:rPr>
+                <w:rFonts w:ascii="Times New Roman" w:hAnsi="Times New Roman"/>
+                <w:b w:val="0"/>
+                <w:sz w:val="16"/>
+              </w:rPr>
+              <w:t>−10.0</w:t>
+            </w:r>
+          </w:p>
+        </w:tc>
+        <w:tc>
+          <w:tcPr>
+            <w:tcW w:type="dxa" w:w="2051"/>
           </w:tcPr>
           <w:p>
             <w:r/>
@@ -5729,7 +6151,7 @@
       <w:tr>
         <w:tc>
           <w:tcPr>
-            <w:tcW w:type="dxa" w:w="2564"/>
+            <w:tcW w:type="dxa" w:w="2051"/>
           </w:tcPr>
           <w:p>
             <w:r/>
@@ -5745,7 +6167,7 @@
         </w:tc>
         <w:tc>
           <w:tcPr>
-            <w:tcW w:type="dxa" w:w="2564"/>
+            <w:tcW w:type="dxa" w:w="2051"/>
           </w:tcPr>
           <w:p>
             <w:r/>
@@ -5761,7 +6183,7 @@
         </w:tc>
         <w:tc>
           <w:tcPr>
-            <w:tcW w:type="dxa" w:w="2564"/>
+            <w:tcW w:type="dxa" w:w="2051"/>
           </w:tcPr>
           <w:p>
             <w:r/>
@@ -5771,13 +6193,13 @@
                 <w:b w:val="0"/>
                 <w:sz w:val="16"/>
               </w:rPr>
-              <w:t>+15.6</w:t>
+              <w:t>93 / 0</w:t>
             </w:r>
           </w:p>
         </w:tc>
         <w:tc>
           <w:tcPr>
-            <w:tcW w:type="dxa" w:w="2564"/>
+            <w:tcW w:type="dxa" w:w="2051"/>
           </w:tcPr>
           <w:p>
             <w:r/>
@@ -5787,7 +6209,23 @@
                 <w:b w:val="0"/>
                 <w:sz w:val="16"/>
               </w:rPr>
-              <w:t>+15.6</w:t>
+              <w:t>+11.2</w:t>
+            </w:r>
+          </w:p>
+        </w:tc>
+        <w:tc>
+          <w:tcPr>
+            <w:tcW w:type="dxa" w:w="2051"/>
+          </w:tcPr>
+          <w:p>
+            <w:r/>
+            <w:r>
+              <w:rPr>
+                <w:rFonts w:ascii="Times New Roman" w:hAnsi="Times New Roman"/>
+                <w:b w:val="0"/>
+                <w:sz w:val="16"/>
+              </w:rPr>
+              <w:t>+11.2</w:t>
             </w:r>
           </w:p>
         </w:tc>
@@ -5795,7 +6233,7 @@
       <w:tr>
         <w:tc>
           <w:tcPr>
-            <w:tcW w:type="dxa" w:w="2564"/>
+            <w:tcW w:type="dxa" w:w="2051"/>
           </w:tcPr>
           <w:p>
             <w:r/>
@@ -5811,7 +6249,7 @@
         </w:tc>
         <w:tc>
           <w:tcPr>
-            <w:tcW w:type="dxa" w:w="2564"/>
+            <w:tcW w:type="dxa" w:w="2051"/>
           </w:tcPr>
           <w:p>
             <w:r/>
@@ -5821,13 +6259,13 @@
                 <w:b w:val="0"/>
                 <w:sz w:val="16"/>
               </w:rPr>
-              <w:t>8–10</w:t>
+              <w:t>2–4</w:t>
             </w:r>
           </w:p>
         </w:tc>
         <w:tc>
           <w:tcPr>
-            <w:tcW w:type="dxa" w:w="2564"/>
+            <w:tcW w:type="dxa" w:w="2051"/>
           </w:tcPr>
           <w:p>
             <w:r/>
@@ -5837,13 +6275,111 @@
                 <w:b w:val="0"/>
                 <w:sz w:val="16"/>
               </w:rPr>
-              <w:t>−12.4</w:t>
+              <w:t>17 / 2</w:t>
             </w:r>
           </w:p>
         </w:tc>
         <w:tc>
           <w:tcPr>
-            <w:tcW w:type="dxa" w:w="2564"/>
+            <w:tcW w:type="dxa" w:w="2051"/>
+          </w:tcPr>
+          <w:p>
+            <w:r/>
+            <w:r>
+              <w:rPr>
+                <w:rFonts w:ascii="Times New Roman" w:hAnsi="Times New Roman"/>
+                <w:b w:val="0"/>
+                <w:sz w:val="16"/>
+              </w:rPr>
+              <w:t>+3.3</w:t>
+            </w:r>
+          </w:p>
+        </w:tc>
+        <w:tc>
+          <w:tcPr>
+            <w:tcW w:type="dxa" w:w="2051"/>
+          </w:tcPr>
+          <w:p>
+            <w:r/>
+            <w:r>
+              <w:rPr>
+                <w:rFonts w:ascii="Times New Roman" w:hAnsi="Times New Roman"/>
+                <w:b w:val="0"/>
+                <w:sz w:val="16"/>
+              </w:rPr>
+              <w:t>+3.3</w:t>
+            </w:r>
+          </w:p>
+        </w:tc>
+      </w:tr>
+      <w:tr>
+        <w:tc>
+          <w:tcPr>
+            <w:tcW w:type="dxa" w:w="2051"/>
+          </w:tcPr>
+          <w:p>
+            <w:r/>
+            <w:r>
+              <w:rPr>
+                <w:rFonts w:ascii="Times New Roman" w:hAnsi="Times New Roman"/>
+                <w:b w:val="0"/>
+                <w:sz w:val="16"/>
+              </w:rPr>
+              <w:t>Language (bias)</w:t>
+            </w:r>
+          </w:p>
+        </w:tc>
+        <w:tc>
+          <w:tcPr>
+            <w:tcW w:type="dxa" w:w="2051"/>
+          </w:tcPr>
+          <w:p>
+            <w:r/>
+            <w:r>
+              <w:rPr>
+                <w:rFonts w:ascii="Times New Roman" w:hAnsi="Times New Roman"/>
+                <w:b w:val="0"/>
+                <w:sz w:val="16"/>
+              </w:rPr>
+              <w:t>6–8</w:t>
+            </w:r>
+          </w:p>
+        </w:tc>
+        <w:tc>
+          <w:tcPr>
+            <w:tcW w:type="dxa" w:w="2051"/>
+          </w:tcPr>
+          <w:p>
+            <w:r/>
+            <w:r>
+              <w:rPr>
+                <w:rFonts w:ascii="Times New Roman" w:hAnsi="Times New Roman"/>
+                <w:b w:val="0"/>
+                <w:sz w:val="16"/>
+              </w:rPr>
+              <w:t>1 / 22</w:t>
+            </w:r>
+          </w:p>
+        </w:tc>
+        <w:tc>
+          <w:tcPr>
+            <w:tcW w:type="dxa" w:w="2051"/>
+          </w:tcPr>
+          <w:p>
+            <w:r/>
+            <w:r>
+              <w:rPr>
+                <w:rFonts w:ascii="Times New Roman" w:hAnsi="Times New Roman"/>
+                <w:b w:val="0"/>
+                <w:sz w:val="16"/>
+              </w:rPr>
+              <w:t>−4.1</w:t>
+            </w:r>
+          </w:p>
+        </w:tc>
+        <w:tc>
+          <w:tcPr>
+            <w:tcW w:type="dxa" w:w="2051"/>
           </w:tcPr>
           <w:p>
             <w:r/>
@@ -5861,7 +6397,7 @@
       <w:tr>
         <w:tc>
           <w:tcPr>
-            <w:tcW w:type="dxa" w:w="2564"/>
+            <w:tcW w:type="dxa" w:w="2051"/>
           </w:tcPr>
           <w:p>
             <w:r/>
@@ -5871,79 +6407,13 @@
                 <w:b w:val="0"/>
                 <w:sz w:val="16"/>
               </w:rPr>
-              <w:t>Persuasion technique</w:t>
+              <w:t>Language (bias)</w:t>
             </w:r>
           </w:p>
         </w:tc>
         <w:tc>
           <w:tcPr>
-            <w:tcW w:type="dxa" w:w="2564"/>
-          </w:tcPr>
-          <w:p>
-            <w:r/>
-            <w:r>
-              <w:rPr>
-                <w:rFonts w:ascii="Times New Roman" w:hAnsi="Times New Roman"/>
-                <w:b w:val="0"/>
-                <w:sz w:val="16"/>
-              </w:rPr>
-              <w:t>2–4</w:t>
-            </w:r>
-          </w:p>
-        </w:tc>
-        <w:tc>
-          <w:tcPr>
-            <w:tcW w:type="dxa" w:w="2564"/>
-          </w:tcPr>
-          <w:p>
-            <w:r/>
-            <w:r>
-              <w:rPr>
-                <w:rFonts w:ascii="Times New Roman" w:hAnsi="Times New Roman"/>
-                <w:b w:val="0"/>
-                <w:sz w:val="16"/>
-              </w:rPr>
-              <w:t>+5.8</w:t>
-            </w:r>
-          </w:p>
-        </w:tc>
-        <w:tc>
-          <w:tcPr>
-            <w:tcW w:type="dxa" w:w="2564"/>
-          </w:tcPr>
-          <w:p>
-            <w:r/>
-            <w:r>
-              <w:rPr>
-                <w:rFonts w:ascii="Times New Roman" w:hAnsi="Times New Roman"/>
-                <w:b w:val="0"/>
-                <w:sz w:val="16"/>
-              </w:rPr>
-              <w:t>+5.8</w:t>
-            </w:r>
-          </w:p>
-        </w:tc>
-      </w:tr>
-      <w:tr>
-        <w:tc>
-          <w:tcPr>
-            <w:tcW w:type="dxa" w:w="2564"/>
-          </w:tcPr>
-          <w:p>
-            <w:r/>
-            <w:r>
-              <w:rPr>
-                <w:rFonts w:ascii="Times New Roman" w:hAnsi="Times New Roman"/>
-                <w:b w:val="0"/>
-                <w:sz w:val="16"/>
-              </w:rPr>
-              <w:t>Persuasion technique</w:t>
-            </w:r>
-          </w:p>
-        </w:tc>
-        <w:tc>
-          <w:tcPr>
-            <w:tcW w:type="dxa" w:w="2564"/>
+            <w:tcW w:type="dxa" w:w="2051"/>
           </w:tcPr>
           <w:p>
             <w:r/>
@@ -5959,7 +6429,7 @@
         </w:tc>
         <w:tc>
           <w:tcPr>
-            <w:tcW w:type="dxa" w:w="2564"/>
+            <w:tcW w:type="dxa" w:w="2051"/>
           </w:tcPr>
           <w:p>
             <w:r/>
@@ -5969,13 +6439,29 @@
                 <w:b w:val="0"/>
                 <w:sz w:val="16"/>
               </w:rPr>
-              <w:t>−5.4</w:t>
+              <w:t>1 / 100</w:t>
             </w:r>
           </w:p>
         </w:tc>
         <w:tc>
           <w:tcPr>
-            <w:tcW w:type="dxa" w:w="2564"/>
+            <w:tcW w:type="dxa" w:w="2051"/>
+          </w:tcPr>
+          <w:p>
+            <w:r/>
+            <w:r>
+              <w:rPr>
+                <w:rFonts w:ascii="Times New Roman" w:hAnsi="Times New Roman"/>
+                <w:b w:val="0"/>
+                <w:sz w:val="16"/>
+              </w:rPr>
+              <w:t>−10.8</w:t>
+            </w:r>
+          </w:p>
+        </w:tc>
+        <w:tc>
+          <w:tcPr>
+            <w:tcW w:type="dxa" w:w="2051"/>
           </w:tcPr>
           <w:p>
             <w:r/>
@@ -5993,7 +6479,7 @@
       <w:tr>
         <w:tc>
           <w:tcPr>
-            <w:tcW w:type="dxa" w:w="2564"/>
+            <w:tcW w:type="dxa" w:w="2051"/>
           </w:tcPr>
           <w:p>
             <w:r/>
@@ -6003,13 +6489,13 @@
                 <w:b w:val="0"/>
                 <w:sz w:val="16"/>
               </w:rPr>
-              <w:t>Source reputation</w:t>
+              <w:t>Persuasion technique</w:t>
             </w:r>
           </w:p>
         </w:tc>
         <w:tc>
           <w:tcPr>
-            <w:tcW w:type="dxa" w:w="2564"/>
+            <w:tcW w:type="dxa" w:w="2051"/>
           </w:tcPr>
           <w:p>
             <w:r/>
@@ -6019,13 +6505,13 @@
                 <w:b w:val="0"/>
                 <w:sz w:val="16"/>
               </w:rPr>
-              <w:t>all bands</w:t>
+              <w:t>2–4</w:t>
             </w:r>
           </w:p>
         </w:tc>
         <w:tc>
           <w:tcPr>
-            <w:tcW w:type="dxa" w:w="2564"/>
+            <w:tcW w:type="dxa" w:w="2051"/>
           </w:tcPr>
           <w:p>
             <w:r/>
@@ -6035,13 +6521,111 @@
                 <w:b w:val="0"/>
                 <w:sz w:val="16"/>
               </w:rPr>
-              <w:t>0</w:t>
+              <w:t>106 / 38</w:t>
             </w:r>
           </w:p>
         </w:tc>
         <w:tc>
           <w:tcPr>
-            <w:tcW w:type="dxa" w:w="2564"/>
+            <w:tcW w:type="dxa" w:w="2051"/>
+          </w:tcPr>
+          <w:p>
+            <w:r/>
+            <w:r>
+              <w:rPr>
+                <w:rFonts w:ascii="Times New Roman" w:hAnsi="Times New Roman"/>
+                <w:b w:val="0"/>
+                <w:sz w:val="16"/>
+              </w:rPr>
+              <w:t>+3.8</w:t>
+            </w:r>
+          </w:p>
+        </w:tc>
+        <w:tc>
+          <w:tcPr>
+            <w:tcW w:type="dxa" w:w="2051"/>
+          </w:tcPr>
+          <w:p>
+            <w:r/>
+            <w:r>
+              <w:rPr>
+                <w:rFonts w:ascii="Times New Roman" w:hAnsi="Times New Roman"/>
+                <w:b w:val="0"/>
+                <w:sz w:val="16"/>
+              </w:rPr>
+              <w:t>+3.8</w:t>
+            </w:r>
+          </w:p>
+        </w:tc>
+      </w:tr>
+      <w:tr>
+        <w:tc>
+          <w:tcPr>
+            <w:tcW w:type="dxa" w:w="2051"/>
+          </w:tcPr>
+          <w:p>
+            <w:r/>
+            <w:r>
+              <w:rPr>
+                <w:rFonts w:ascii="Times New Roman" w:hAnsi="Times New Roman"/>
+                <w:b w:val="0"/>
+                <w:sz w:val="16"/>
+              </w:rPr>
+              <w:t>Persuasion technique</w:t>
+            </w:r>
+          </w:p>
+        </w:tc>
+        <w:tc>
+          <w:tcPr>
+            <w:tcW w:type="dxa" w:w="2051"/>
+          </w:tcPr>
+          <w:p>
+            <w:r/>
+            <w:r>
+              <w:rPr>
+                <w:rFonts w:ascii="Times New Roman" w:hAnsi="Times New Roman"/>
+                <w:b w:val="0"/>
+                <w:sz w:val="16"/>
+              </w:rPr>
+              <w:t>4–6</w:t>
+            </w:r>
+          </w:p>
+        </w:tc>
+        <w:tc>
+          <w:tcPr>
+            <w:tcW w:type="dxa" w:w="2051"/>
+          </w:tcPr>
+          <w:p>
+            <w:r/>
+            <w:r>
+              <w:rPr>
+                <w:rFonts w:ascii="Times New Roman" w:hAnsi="Times New Roman"/>
+                <w:b w:val="0"/>
+                <w:sz w:val="16"/>
+              </w:rPr>
+              <w:t>5 / 52</w:t>
+            </w:r>
+          </w:p>
+        </w:tc>
+        <w:tc>
+          <w:tcPr>
+            <w:tcW w:type="dxa" w:w="2051"/>
+          </w:tcPr>
+          <w:p>
+            <w:r/>
+            <w:r>
+              <w:rPr>
+                <w:rFonts w:ascii="Times New Roman" w:hAnsi="Times New Roman"/>
+                <w:b w:val="0"/>
+                <w:sz w:val="16"/>
+              </w:rPr>
+              <w:t>−5.6</w:t>
+            </w:r>
+          </w:p>
+        </w:tc>
+        <w:tc>
+          <w:tcPr>
+            <w:tcW w:type="dxa" w:w="2051"/>
           </w:tcPr>
           <w:p>
             <w:r/>
@@ -6059,7 +6643,89 @@
       <w:tr>
         <w:tc>
           <w:tcPr>
-            <w:tcW w:type="dxa" w:w="2564"/>
+            <w:tcW w:type="dxa" w:w="2051"/>
+          </w:tcPr>
+          <w:p>
+            <w:r/>
+            <w:r>
+              <w:rPr>
+                <w:rFonts w:ascii="Times New Roman" w:hAnsi="Times New Roman"/>
+                <w:b w:val="0"/>
+                <w:sz w:val="16"/>
+              </w:rPr>
+              <w:t>Persuasion technique</w:t>
+            </w:r>
+          </w:p>
+        </w:tc>
+        <w:tc>
+          <w:tcPr>
+            <w:tcW w:type="dxa" w:w="2051"/>
+          </w:tcPr>
+          <w:p>
+            <w:r/>
+            <w:r>
+              <w:rPr>
+                <w:rFonts w:ascii="Times New Roman" w:hAnsi="Times New Roman"/>
+                <w:b w:val="0"/>
+                <w:sz w:val="16"/>
+              </w:rPr>
+              <w:t>8–10</w:t>
+            </w:r>
+          </w:p>
+        </w:tc>
+        <w:tc>
+          <w:tcPr>
+            <w:tcW w:type="dxa" w:w="2051"/>
+          </w:tcPr>
+          <w:p>
+            <w:r/>
+            <w:r>
+              <w:rPr>
+                <w:rFonts w:ascii="Times New Roman" w:hAnsi="Times New Roman"/>
+                <w:b w:val="0"/>
+                <w:sz w:val="16"/>
+              </w:rPr>
+              <w:t>0 / 21</w:t>
+            </w:r>
+          </w:p>
+        </w:tc>
+        <w:tc>
+          <w:tcPr>
+            <w:tcW w:type="dxa" w:w="2051"/>
+          </w:tcPr>
+          <w:p>
+            <w:r/>
+            <w:r>
+              <w:rPr>
+                <w:rFonts w:ascii="Times New Roman" w:hAnsi="Times New Roman"/>
+                <w:b w:val="0"/>
+                <w:sz w:val="16"/>
+              </w:rPr>
+              <w:t>−3.7</w:t>
+            </w:r>
+          </w:p>
+        </w:tc>
+        <w:tc>
+          <w:tcPr>
+            <w:tcW w:type="dxa" w:w="2051"/>
+          </w:tcPr>
+          <w:p>
+            <w:r/>
+            <w:r>
+              <w:rPr>
+                <w:rFonts w:ascii="Times New Roman" w:hAnsi="Times New Roman"/>
+                <w:b w:val="0"/>
+                <w:sz w:val="16"/>
+              </w:rPr>
+              <w:t>0</w:t>
+            </w:r>
+          </w:p>
+        </w:tc>
+      </w:tr>
+      <w:tr>
+        <w:tc>
+          <w:tcPr>
+            <w:tcW w:type="dxa" w:w="2051"/>
           </w:tcPr>
           <w:p>
             <w:r/>
@@ -6075,7 +6741,7 @@
         </w:tc>
         <w:tc>
           <w:tcPr>
-            <w:tcW w:type="dxa" w:w="2564"/>
+            <w:tcW w:type="dxa" w:w="2051"/>
           </w:tcPr>
           <w:p>
             <w:r/>
@@ -6085,13 +6751,13 @@
                 <w:b w:val="0"/>
                 <w:sz w:val="16"/>
               </w:rPr>
-              <w:t>—</w:t>
+              <w:t>2–4</w:t>
             </w:r>
           </w:p>
         </w:tc>
         <w:tc>
           <w:tcPr>
-            <w:tcW w:type="dxa" w:w="2564"/>
+            <w:tcW w:type="dxa" w:w="2051"/>
           </w:tcPr>
           <w:p>
             <w:r/>
@@ -6101,13 +6767,193 @@
                 <w:b w:val="0"/>
                 <w:sz w:val="16"/>
               </w:rPr>
-              <w:t>not estimated</w:t>
+              <w:t>22 / 7</w:t>
             </w:r>
           </w:p>
         </w:tc>
         <w:tc>
           <w:tcPr>
-            <w:tcW w:type="dxa" w:w="2564"/>
+            <w:tcW w:type="dxa" w:w="2051"/>
+          </w:tcPr>
+          <w:p>
+            <w:r/>
+            <w:r>
+              <w:rPr>
+                <w:rFonts w:ascii="Times New Roman" w:hAnsi="Times New Roman"/>
+                <w:b w:val="0"/>
+                <w:sz w:val="16"/>
+              </w:rPr>
+              <w:t>+1.9</w:t>
+            </w:r>
+          </w:p>
+        </w:tc>
+        <w:tc>
+          <w:tcPr>
+            <w:tcW w:type="dxa" w:w="2051"/>
+          </w:tcPr>
+          <w:p>
+            <w:r/>
+            <w:r>
+              <w:rPr>
+                <w:rFonts w:ascii="Times New Roman" w:hAnsi="Times New Roman"/>
+                <w:b w:val="0"/>
+                <w:sz w:val="16"/>
+              </w:rPr>
+              <w:t>+1.9</w:t>
+            </w:r>
+          </w:p>
+        </w:tc>
+      </w:tr>
+      <w:tr>
+        <w:tc>
+          <w:tcPr>
+            <w:tcW w:type="dxa" w:w="2051"/>
+          </w:tcPr>
+          <w:p>
+            <w:r/>
+            <w:r>
+              <w:rPr>
+                <w:rFonts w:ascii="Times New Roman" w:hAnsi="Times New Roman"/>
+                <w:b w:val="0"/>
+                <w:sz w:val="16"/>
+              </w:rPr>
+              <w:t>Source transparency</w:t>
+            </w:r>
+          </w:p>
+        </w:tc>
+        <w:tc>
+          <w:tcPr>
+            <w:tcW w:type="dxa" w:w="2051"/>
+          </w:tcPr>
+          <w:p>
+            <w:r/>
+            <w:r>
+              <w:rPr>
+                <w:rFonts w:ascii="Times New Roman" w:hAnsi="Times New Roman"/>
+                <w:b w:val="0"/>
+                <w:sz w:val="16"/>
+              </w:rPr>
+              <w:t>8–10</w:t>
+            </w:r>
+          </w:p>
+        </w:tc>
+        <w:tc>
+          <w:tcPr>
+            <w:tcW w:type="dxa" w:w="2051"/>
+          </w:tcPr>
+          <w:p>
+            <w:r/>
+            <w:r>
+              <w:rPr>
+                <w:rFonts w:ascii="Times New Roman" w:hAnsi="Times New Roman"/>
+                <w:b w:val="0"/>
+                <w:sz w:val="16"/>
+              </w:rPr>
+              <w:t>26 / 82</w:t>
+            </w:r>
+          </w:p>
+        </w:tc>
+        <w:tc>
+          <w:tcPr>
+            <w:tcW w:type="dxa" w:w="2051"/>
+          </w:tcPr>
+          <w:p>
+            <w:r/>
+            <w:r>
+              <w:rPr>
+                <w:rFonts w:ascii="Times New Roman" w:hAnsi="Times New Roman"/>
+                <w:b w:val="0"/>
+                <w:sz w:val="16"/>
+              </w:rPr>
+              <w:t>−2.8</w:t>
+            </w:r>
+          </w:p>
+        </w:tc>
+        <w:tc>
+          <w:tcPr>
+            <w:tcW w:type="dxa" w:w="2051"/>
+          </w:tcPr>
+          <w:p>
+            <w:r/>
+            <w:r>
+              <w:rPr>
+                <w:rFonts w:ascii="Times New Roman" w:hAnsi="Times New Roman"/>
+                <w:b w:val="0"/>
+                <w:sz w:val="16"/>
+              </w:rPr>
+              <w:t>0</w:t>
+            </w:r>
+          </w:p>
+        </w:tc>
+      </w:tr>
+      <w:tr>
+        <w:tc>
+          <w:tcPr>
+            <w:tcW w:type="dxa" w:w="2051"/>
+          </w:tcPr>
+          <w:p>
+            <w:r/>
+            <w:r>
+              <w:rPr>
+                <w:rFonts w:ascii="Times New Roman" w:hAnsi="Times New Roman"/>
+                <w:b w:val="0"/>
+                <w:sz w:val="16"/>
+              </w:rPr>
+              <w:t>Source reputation</w:t>
+            </w:r>
+          </w:p>
+        </w:tc>
+        <w:tc>
+          <w:tcPr>
+            <w:tcW w:type="dxa" w:w="2051"/>
+          </w:tcPr>
+          <w:p>
+            <w:r/>
+            <w:r>
+              <w:rPr>
+                <w:rFonts w:ascii="Times New Roman" w:hAnsi="Times New Roman"/>
+                <w:b w:val="0"/>
+                <w:sz w:val="16"/>
+              </w:rPr>
+              <w:t>all bands</w:t>
+            </w:r>
+          </w:p>
+        </w:tc>
+        <w:tc>
+          <w:tcPr>
+            <w:tcW w:type="dxa" w:w="2051"/>
+          </w:tcPr>
+          <w:p>
+            <w:r/>
+            <w:r>
+              <w:rPr>
+                <w:rFonts w:ascii="Times New Roman" w:hAnsi="Times New Roman"/>
+                <w:b w:val="0"/>
+                <w:sz w:val="16"/>
+              </w:rPr>
+              <w:t>361 / 378</w:t>
+            </w:r>
+          </w:p>
+        </w:tc>
+        <w:tc>
+          <w:tcPr>
+            <w:tcW w:type="dxa" w:w="2051"/>
+          </w:tcPr>
+          <w:p>
+            <w:r/>
+            <w:r>
+              <w:rPr>
+                <w:rFonts w:ascii="Times New Roman" w:hAnsi="Times New Roman"/>
+                <w:b w:val="0"/>
+                <w:sz w:val="16"/>
+              </w:rPr>
+              <w:t>0</w:t>
+            </w:r>
+          </w:p>
+        </w:tc>
+        <w:tc>
+          <w:tcPr>
+            <w:tcW w:type="dxa" w:w="2051"/>
           </w:tcPr>
           <w:p>
             <w:r/>
@@ -6150,7 +6996,7 @@
           <w:i w:val="0"/>
           <w:sz w:val="20"/>
         </w:rPr>
-        <w:t>Source reputation measures zero on this corpus because source identity is hidden to defeat its label leak; provenance enters through the prior instead. Transparency has 18 labelled examples, too few to estimate, and therefore contributes nothing rather than an assigned weight.</w:t>
+        <w:t>Bands omitted from the table are those where the counts were too thin for the interval to exclude a ratio of one; each contributes exactly zero and is named as unmeasured in the report rather than receiving an assigned weight. Source reputation measures zero because source identity is hidden on this corpus to defeat its label leak; provenance enters through the prior instead.</w:t>
       </w:r>
     </w:p>
     <w:p>
@@ -6165,7 +7011,22 @@
           <w:i w:val="0"/>
           <w:sz w:val="20"/>
         </w:rPr>
-        <w:t>The style family is damped by 0.299 — four checks correlating at r = 0.78 are 1.2 effective independent factors — and capped at 8 db in total.</w:t>
+        <w:t>Transparency is newly measurable. On the previous corpus it had 18 labelled examples and contributed nothing; with 239 it separates the classes weakly but in the expected direction, and now carries a small admitted weight.</w:t>
+      </w:r>
+    </w:p>
+    <w:p>
+      <w:pPr>
+        <w:spacing w:before="0" w:after="120"/>
+        <w:jc w:val="both"/>
+      </w:pPr>
+      <w:r>
+        <w:rPr>
+          <w:rFonts w:ascii="Times New Roman" w:hAnsi="Times New Roman"/>
+          <w:b w:val="0"/>
+          <w:i w:val="0"/>
+          <w:sz w:val="20"/>
+        </w:rPr>
+        <w:t>The style family is damped by 0.379 — four checks correlating at a mean r = 0.55 are 1.52 effective independent factors, not four — and capped at 8 db in total. The strongest pair is headline quality and language, at r = 0.93: on this corpus they are very nearly one observation reported twice, which is what the damping exists to prevent.</w:t>
       </w:r>
     </w:p>
     <w:p>

--- a/docs/paper/Paper_CO5.docx
+++ b/docs/paper/Paper_CO5.docx
@@ -106,7 +106,7 @@
           <w:i/>
           <w:sz w:val="18"/>
         </w:rPr>
-        <w:t>Automated fake-news detection scores how an article is written: its tone, its headline, whether it names sources. Every such signal is chosen by whoever wrote it, so a fabrication in newsroom register scores as a genuine report. On a weighted-sum pipeline of this kind we measured invented articles at 7.3 of 10, four of six deceptive items reading as credible, and the failure was systematic: when corroboration was absent the verification term redistributed its weight onto the signals an author controls. We attribute this to treating adversarial detection as ordinary classification. Where features are selected by an adversary rather than drawn from nature, an asymmetry follows, stated here as an admissibility rule: an observation under the author's control may count against an article, never in its favour. We build a scoring model on that rule. Each observation contributes a likelihood ratio estimated from labelled articles rather than a hand-assigned weight, and the ratios accumulate as additive log-odds into a calibrated probability. Support is admitted only from outside the author's control: corroboration counted in independent sources rather than retrieved articles, and premises checked against a reference work. Input carrying no verifiable claim is declined rather than scored. On a held-out split of 120 articles the model matches the rule it replaces on accuracy — 114 correct against 115 — and ranks slightly worse, while calibration error where the system accuses falls twentyfold, from 0.267 to 0.013. The trade is deliberate: the discrimination given up is supplied by evidence an adversary controls.</w:t>
+        <w:t>Automated fake-news detection scores how an article is written: its tone, its headline, whether it names sources. Every such signal is chosen by whoever wrote it, so a fabrication in newsroom register scores as a genuine report does. On a weighted-sum pipeline of this kind we measured invented articles at 7.3 of 10, four of six deceptive items reading as credible, and the failure was systematic: when corroboration was absent the verification term redistributed its weight onto the signals an author controls. We attribute this to treating adversarial detection as ordinary classification. Where features are selected by an adversary rather than drawn from nature, an asymmetry follows, stated here as an admissibility rule: an observation under the author's control may count against an article, never in its favour. We build a scoring model on that rule. Each observation contributes a likelihood ratio estimated from labelled articles rather than a hand-assigned weight, and the ratios accumulate as additive log-odds into a calibrated probability. Support is admitted only from outside the author's control: corroboration counted in independent sources rather than retrieved articles, and premises checked against a reference work. Input carrying no verifiable claim is declined rather than scored. On a held-out split of 120 articles the model matches the rule it replaces on accuracy — 114 correct against 115 — and ranks slightly worse, while calibration error where the system accuses falls twentyfold, from 0.267 to 0.013. The trade is deliberate: the discrimination given up is supplied by evidence an adversary controls.</w:t>
       </w:r>
     </w:p>
     <w:p>
@@ -404,7 +404,7 @@
           <w:i w:val="0"/>
           <w:sz w:val="20"/>
         </w:rPr>
-        <w:t>Classification on ISOT. Ahmed et al. [2] established the ISOT dataset and n-gram baselines. Reported accuracy on ISOT is routinely above 0.98, which reflects properties of the corpus more than the difficulty of the task. Verma [14] audits three leakage channels in it: a subject field whose values are disjoint across the two classes, on which a classifier reading no article text at all attains F1 = 1.000; a newswire agency tag present in 99.21% of real articles and 0.04% of fake ones; and exact duplicates spanning 19.37% of a naive test split. Removing all three costs only 1.21 F1 points, so a strong lexical signal survives — which is the deeper problem for our purposes, since that signal is exactly what an adversary writing carefully does not emit. We treat high ISOT accuracy as a methodological hazard rather than a result, control the channels we can (Section 6.2), and report the adversarial benchmark (Section 7.7) as the measurement ISOT cannot substitute for.</w:t>
+        <w:t>Classification on ISOT. Ahmed et al. [2] established the ISOT dataset and n-gram baselines. Reported accuracy on ISOT is routinely above 0.98, which reflects properties of the corpus more than the difficulty of the task. Verma [14] audits three leakage channels in it: a subject field whose values are disjoint across the two classes, on which a classifier reading no article text at all attains F1 = 1.000; a newswire agency tag present in 99.21% of real articles and 0.04% of fake ones; and exact duplicates spanning 19.37% of a naive test split. Removing all three costs only 1.21 F1 points, so a strong lexical signal survives — which is the deeper problem for our purposes, since that signal is exactly what an adversary writing carefully does not emit. We treat high ISOT accuracy as a methodological hazard rather than a result, control the channels we can (Section 6.2), and report the adversarial benchmark (Section 7.6) as the measurement ISOT cannot substitute for.</w:t>
       </w:r>
     </w:p>
     <w:p>
@@ -1091,7 +1091,7 @@
           <w:i w:val="0"/>
           <w:sz w:val="20"/>
         </w:rPr>
-        <w:t>[1] Source reputation (weight 0.15). A curated database of 90 outlets, each with a factual-reporting rating, editorial lean, and outlet type, matched by name and domain alias. Matching is whole-word and prefix-based; substring matching was found to produce false positives (Section 5.2).</w:t>
+        <w:t>No weight is attached to any observation in this section. Each is described by what it measures; what it is worth is estimated from labelled data (Section 4.3), and the estimates are in Appendix B. The earlier design assigned these weights by hand, and replacing that assignment with measurement is one of the contributions of this work.</w:t>
       </w:r>
     </w:p>
     <w:p>
@@ -1106,7 +1106,7 @@
           <w:i w:val="0"/>
           <w:sz w:val="20"/>
         </w:rPr>
-        <w:t>[2] Headline quality (0.10). Structured scoring of clickbait signals — curiosity gap, sensational verbs, unsubstantiated superlatives, listicle framing — returning the specific signals present rather than a score alone.</w:t>
+        <w:t>[1] Source reputation. A curated database of 90 outlets, each with a factual-reporting rating, editorial lean, and outlet type, matched by name and domain alias. Matching is whole-word and prefix-based; substring matching was found to produce false positives (Section 5.2).</w:t>
       </w:r>
     </w:p>
     <w:p>
@@ -1121,7 +1121,7 @@
           <w:i w:val="0"/>
           <w:sz w:val="20"/>
         </w:rPr>
-        <w:t>[3] Language (0.15). Flags individual sentences exhibiting political bias, one-sided reporting, emotional manipulation, or opinion presented as fact. Each flagged sentence is returned verbatim with its type and a reason, and is displayed to the reader as a quotation.</w:t>
+        <w:t>[2] Headline quality. Structured scoring of clickbait signals — curiosity gap, sensational verbs, unsubstantiated superlatives, listicle framing — returning the specific signals present rather than a score alone.</w:t>
       </w:r>
     </w:p>
     <w:p>
@@ -1136,7 +1136,22 @@
           <w:i w:val="0"/>
           <w:sz w:val="20"/>
         </w:rPr>
-        <w:t>[4] Source transparency (0.18). Answers a question the other content factors cannot: could a reader go and verify any of this? A five-point journalism checklist — names its sources (3), uses attributed quotes (2), points to primary evidence (2), gives concrete detail (2), claims are measured (1) — scored out of ten. The factor additionally returns unattributable appeals ("experts say", "sources close to the investigation") quoted exactly, with a penalty of 0.5 per distinct phrase capped at 2.0.</w:t>
+        <w:t>[3] Language. Flags individual sentences exhibiting political bias, one-sided reporting, emotional manipulation, or opinion presented as fact. Each flagged sentence is returned verbatim with its type and a reason, and is displayed to the reader as a quotation.</w:t>
+      </w:r>
+    </w:p>
+    <w:p>
+      <w:pPr>
+        <w:spacing w:before="0" w:after="120"/>
+        <w:jc w:val="both"/>
+      </w:pPr>
+      <w:r>
+        <w:rPr>
+          <w:rFonts w:ascii="Times New Roman" w:hAnsi="Times New Roman"/>
+          <w:b w:val="0"/>
+          <w:i w:val="0"/>
+          <w:sz w:val="20"/>
+        </w:rPr>
+        <w:t>[4] Source transparency. Answers a question the other content factors cannot: could a reader go and verify any of this? A five-point journalism checklist — names its sources (3), uses attributed quotes (2), points to primary evidence (2), gives concrete detail (2), claims are measured (1) — scored out of ten. The factor additionally returns unattributable appeals ("experts say", "sources close to the investigation") quoted exactly, with a penalty of 0.5 per distinct phrase capped at 2.0.</w:t>
       </w:r>
     </w:p>
     <w:p>
@@ -1166,7 +1181,7 @@
           <w:i w:val="0"/>
           <w:sz w:val="20"/>
         </w:rPr>
-        <w:t>[5] Persuasion technique (0.15). Detects techniques from the SemEval-2020 Task 11 taxonomy [7], reduced to fourteen categories that occur in mainstream reporting and are recognisable to a non-specialist. Each detection must quote the span it applies to. At most three are reported, each costing 2.6 points from a base of 10.</w:t>
+        <w:t>[5] Persuasion technique. Detects techniques from the SemEval-2020 Task 11 taxonomy [7], reduced to fourteen categories that occur in mainstream reporting and are recognisable to a non-specialist. Each detection must quote the span it applies to. At most three are reported, each costing 2.6 points from a base of 10.</w:t>
       </w:r>
     </w:p>
     <w:p>
@@ -1181,7 +1196,7 @@
           <w:i w:val="0"/>
           <w:sz w:val="20"/>
         </w:rPr>
-        <w:t>[6] Cross-source verification (0.27). Claims are extracted from the article, then for each claim the system retrieves coverage from other outlets (the article's own source excluded) and judges stance over the retrieved items, citing the specific articles that support or contradict. Verdicts are supported, contradicted, unverified, or undetermined.</w:t>
+        <w:t>[6] Cross-source verification. Claims are extracted from the article, then for each claim the system retrieves coverage from other outlets (the article's own source excluded) and judges stance over the retrieved items, citing the specific articles that support or contradict. Verdicts are supported, contradicted, unverified, or undetermined.</w:t>
       </w:r>
     </w:p>
     <w:p>
@@ -1271,7 +1286,7 @@
           <w:i w:val="0"/>
           <w:sz w:val="20"/>
         </w:rPr>
-        <w:t>estimated from labelled articles by binning the observation and counting, with a Jeffreys prior and shrinkage to the conservative end of a 95% interval, so a bin supported by few articles contributes nothing. Ratios are reported in decibans, $W(o) = 10\log_{10}\Lambda(o)$, because decibans add: the posterior is a sum a reader can check by hand.</w:t>
+        <w:t>estimated from labelled articles by binning the observation and counting, with a Jeffreys prior [15] and shrinkage to the conservative end of a 95% interval, so a bin supported by few articles contributes nothing. Ratios are reported in decibans, $W(o) = 10\log_{10}\Lambda(o)$, because decibans add: the posterior is a sum a reader can check by hand.</w:t>
       </w:r>
     </w:p>
     <w:p>
@@ -1376,7 +1391,7 @@
           <w:i w:val="0"/>
           <w:sz w:val="20"/>
         </w:rPr>
-        <w:t>Calibration. The clamp discards exculpatory evidence and leaves genuine articles massed at the prior, which makes the raw posterior systematically under-confident. An isotonic map fitted on held-out data corrects the ranking-to-probability step; the corpus base rate is divided out in log-odds space before the article's own prior is applied, so the map transports between populations rather than importing the corpus composition. The clamp is re-applied after calibration, because a monotone map fitted where fluent prose does predict a genuine article will otherwise restore precisely the exculpatory weight the rule removes.</w:t>
+        <w:t>Calibration. The clamp discards exculpatory evidence and leaves genuine articles massed at the prior, which makes the raw posterior systematically under-confident. An isotonic map [10] fitted on held-out data corrects the ranking-to-probability step; isotonic regression is preferred to the sigmoid of Platt scaling [8] here because the clamp makes the score-to-probability relation monotone but not sigmoidal, and Section 7.1 measures both; the corpus base rate is divided out in log-odds space before the article's own prior is applied, so the map transports between populations rather than importing the corpus composition. The clamp is re-applied after calibration, because a monotone map fitted where fluent prose does predict a genuine article will otherwise restore precisely the exculpatory weight the rule removes.</w:t>
       </w:r>
     </w:p>
     <w:p>
@@ -1559,7 +1574,7 @@
           <w:i w:val="0"/>
           <w:sz w:val="20"/>
         </w:rPr>
-        <w:t>If no provider answers, each content factor falls back to a deterministic analyser using lexicons and surface patterns — the methods by which these tasks were measured before neural models, and the reason lexicon baselines accompany the SemEval propaganda task. Degraded results are marked as such in the report, at both the summary and per-factor level, so a weaker analysis is never presented as a full one. Section 7.6 reports its discriminative power.</w:t>
+        <w:t>If no provider answers, each content factor falls back to a deterministic analyser using lexicons and surface patterns — the methods by which these tasks were measured before neural models, and the reason lexicon baselines accompany the SemEval propaganda task. Degraded results are marked as such in the report, at both the summary and per-factor level, so a weaker analysis is never presented as a full one. Section 7.5 reports its discriminative power.</w:t>
       </w:r>
     </w:p>
     <w:p>
@@ -1649,7 +1664,7 @@
           <w:i w:val="0"/>
           <w:sz w:val="20"/>
         </w:rPr>
-        <w:t>Text supplied to the model is bounded (Section 7.3).</w:t>
+        <w:t>Text supplied to the model is bounded (Section 7.4).</w:t>
       </w:r>
     </w:p>
     <w:p>
@@ -2526,7 +2541,7 @@
           <w:i w:val="0"/>
           <w:sz w:val="20"/>
         </w:rPr>
-        <w:t>Disabling the clamp raises ROC-AUC from 0.957 to 0.973 on the clean corpus, and the legacy hand-weighted rule — which admits exculpatory style evidence freely — reaches 0.978. The gain is real and it is a trap: it comes from learning that fluent prose indicates a genuine article, which holds on a corpus whose fabrications are crude and fails against a competent one. ISOT contains no competent fabrications to expose the error; the adversarial set of Section 7.7 contains ten. We report both configurations and ship the clamp.</w:t>
+        <w:t>Disabling the clamp raises ROC-AUC from 0.957 to 0.973 on the clean corpus, and the legacy hand-weighted rule — which admits exculpatory style evidence freely — reaches 0.978. The gain is real and it is a trap: it comes from learning that fluent prose indicates a genuine article, which holds on a corpus whose fabrications are crude and fails against a competent one. ISOT contains no competent fabrications to expose the error; the adversarial set of Section 7.6 contains ten. We report both configurations and ship the clamp.</w:t>
       </w:r>
     </w:p>
     <w:p>
@@ -2541,7 +2556,7 @@
           <w:i/>
           <w:sz w:val="20"/>
         </w:rPr>
-        <w:t>7.3 Classification and ablation (historical configuration)</w:t>
+        <w:t>7.3 Phase I measurement — superseded, retained for the record</w:t>
       </w:r>
     </w:p>
     <w:p>
@@ -2556,7 +2571,22 @@
           <w:i w:val="0"/>
           <w:sz w:val="20"/>
         </w:rPr>
-        <w:t>n = 300 per configuration, stratified 150 fake / 150 real, seed 42, model meta/llama-3.1-8b-instruct, four-factor pipeline:</w:t>
+        <w:t>The following is not a result about the system described in this paper. It was measured on a four-factor pipeline, using a model (meta/llama-3.1-8b-instruct) that its provider has since withdrawn, against a baseline later found to be performing undocumented retrieval. The transparency and persuasion factors did not exist when it was taken. It is retained because it is the measurement that motivated the architecture, and removing it would hide the reasoning; it should not be read as evidence about the present system, and Section 7.1 is the measurement that is.</w:t>
+      </w:r>
+    </w:p>
+    <w:p>
+      <w:pPr>
+        <w:spacing w:before="0" w:after="120"/>
+        <w:jc w:val="both"/>
+      </w:pPr>
+      <w:r>
+        <w:rPr>
+          <w:rFonts w:ascii="Times New Roman" w:hAnsi="Times New Roman"/>
+          <w:b w:val="0"/>
+          <w:i w:val="0"/>
+          <w:sz w:val="20"/>
+        </w:rPr>
+        <w:t>n = 300 per configuration, stratified 150 fake / 150 real, seed 42:</w:t>
       </w:r>
     </w:p>
     <w:tbl>
@@ -3091,7 +3121,7 @@
           <w:i w:val="0"/>
           <w:sz w:val="20"/>
         </w:rPr>
-        <w:t>Decomposing the judgment into focused factors outperformed a single holistic prompt over the same model by 12.7 accuracy points and 0.149 AUC. The ablation ordering is clean — bias-only 0.934 &lt; clickbait-only 0.975 &lt; combined 0.987 — so both factors contribute and their combination is strictly best.</w:t>
+        <w:t>Two things in it shaped the design. Decomposing the judgement into focused factors outperformed a single holistic prompt over the same model by 12.7 accuracy points, which is the case for a factored pipeline over an LLM-black-box. And the ablation ordering is clean — bias alone 0.934, clickbait alone 0.975, combined 0.987 — so the factors contribute separately rather than one carrying the other. Platt scaling [8] fitted on the validation half reduced expected calibration error from 0.277 to 0.073, which is what first indicated that raw scores from this kind of pipeline rank adequately and state probabilities badly.</w:t>
       </w:r>
     </w:p>
     <w:p>
@@ -3106,7 +3136,7 @@
           <w:i w:val="0"/>
           <w:sz w:val="20"/>
         </w:rPr>
-        <w:t>This table must be read as a historical result. The model has since been withdrawn by its provider, and the transparency and persuasion factors did not exist when it was produced. It is retained because it is the measurement that motivated the architecture; it is not a claim about the present system. The re-run is Section 10.1.</w:t>
+        <w:t>Re-running these ablations on the current pipeline and a current model is Section 10.1.</w:t>
       </w:r>
     </w:p>
     <w:p>
@@ -3121,37 +3151,7 @@
           <w:i/>
           <w:sz w:val="20"/>
         </w:rPr>
-        <w:t>7.4 Calibration (historical configuration)</w:t>
-      </w:r>
-    </w:p>
-    <w:p>
-      <w:pPr>
-        <w:spacing w:before="0" w:after="120"/>
-        <w:jc w:val="both"/>
-      </w:pPr>
-      <w:r>
-        <w:rPr>
-          <w:rFonts w:ascii="Times New Roman" w:hAnsi="Times New Roman"/>
-          <w:b w:val="0"/>
-          <w:i w:val="0"/>
-          <w:sz w:val="20"/>
-        </w:rPr>
-        <w:t>Raw scores rank well but cluster mid-range, giving ECE 0.277. Platt scaling [8], fitted on the validation half, reduces this to 0.073 — inside the conventional well-calibrated range — so a 70% trust score corresponds to approximately 70% empirical probability. Reliability-diagram data is in backend/eval/results/summary.json.</w:t>
-      </w:r>
-    </w:p>
-    <w:p>
-      <w:pPr>
-        <w:spacing w:before="160" w:after="60"/>
-        <w:jc w:val="both"/>
-      </w:pPr>
-      <w:r>
-        <w:rPr>
-          <w:rFonts w:ascii="Times New Roman" w:hAnsi="Times New Roman"/>
-          <w:b w:val="0"/>
-          <w:i/>
-          <w:sz w:val="20"/>
-        </w:rPr>
-        <w:t>7.5 Input length and structured-output reliability</w:t>
+        <w:t>7.4 Input length and structured-output reliability</w:t>
       </w:r>
     </w:p>
     <w:p>
@@ -3423,7 +3423,7 @@
           <w:i/>
           <w:sz w:val="20"/>
         </w:rPr>
-        <w:t>7.6 Degradation</w:t>
+        <w:t>7.5 Degradation</w:t>
       </w:r>
     </w:p>
     <w:p>
@@ -3660,7 +3660,7 @@
           <w:i/>
           <w:sz w:val="20"/>
         </w:rPr>
-        <w:t>7.7 Adversarial benchmark</w:t>
+        <w:t>7.6 Adversarial benchmark</w:t>
       </w:r>
     </w:p>
     <w:p>
@@ -3997,7 +3997,7 @@
           <w:i/>
           <w:sz w:val="20"/>
         </w:rPr>
-        <w:t>7.8 Evidence grounding</w:t>
+        <w:t>7.7 Evidence grounding</w:t>
       </w:r>
     </w:p>
     <w:p>
@@ -4042,7 +4042,7 @@
           <w:i/>
           <w:sz w:val="20"/>
         </w:rPr>
-        <w:t>7.9 System behaviour</w:t>
+        <w:t>7.8 System behaviour</w:t>
       </w:r>
     </w:p>
     <w:p>
@@ -4316,7 +4316,7 @@
                 <w:b w:val="0"/>
                 <w:sz w:val="16"/>
               </w:rPr>
-              <w:t>42 / 42</w:t>
+              <w:t>124 / 124</w:t>
             </w:r>
           </w:p>
         </w:tc>
@@ -4863,7 +4863,7 @@
           <w:i w:val="0"/>
           <w:sz w:val="20"/>
         </w:rPr>
-        <w:t>On abstention as a correctness property. The defect in Section 7.4 is the clearest argument for the design. A system that emits a neutral score on failure is not merely imprecise; it is misleading in a specific direction, because a neutral score on a 0–10 scale reads as mild reassurance. Any system combining independently-failing components inherits this hazard, and we suggest that defined failure behaviour belongs in the specification of such systems rather than in their implementation.</w:t>
+        <w:t>On abstention as a correctness property. The defect in Section 7.5 is the clearest argument for the design. A system that emits a neutral score on failure is not merely imprecise; it is misleading in a specific direction, because a neutral score on a 0–10 scale reads as mild reassurance. Any system combining independently-failing components inherits this hazard, and we suggest that defined failure behaviour belongs in the specification of such systems rather than in their implementation.</w:t>
       </w:r>
     </w:p>
     <w:p>
@@ -4898,21 +4898,6 @@
     </w:p>
     <w:p>
       <w:pPr>
-        <w:spacing w:before="0" w:after="120"/>
-        <w:jc w:val="both"/>
-      </w:pPr>
-      <w:r>
-        <w:rPr>
-          <w:rFonts w:ascii="Times New Roman" w:hAnsi="Times New Roman"/>
-          <w:b w:val="0"/>
-          <w:i w:val="0"/>
-          <w:sz w:val="20"/>
-        </w:rPr>
-        <w:t>Threats to validity. ISOT is 2016–2017 US political news; distribution shift to current news is unmeasured. Stance judgment reads headlines and descriptions rather than full bodies; a natural-language-inference model is a drop-in upgrade. Language-model factors inherit model bias, which low temperature and structured output reduce variance but not bias in. The source database covers 90 outlets, so smaller publishers frequently receive no reliability record — the most common gap observed in deployment. The Section 7.1 measurement is single-dataset and single-model.</w:t>
-      </w:r>
-    </w:p>
-    <w:p>
-      <w:pPr>
         <w:spacing w:before="160" w:after="60"/>
         <w:jc w:val="both"/>
       </w:pPr>
@@ -4983,7 +4968,7 @@
           <w:i w:val="0"/>
           <w:sz w:val="20"/>
         </w:rPr>
-        <w:t>The adversarial set is small and partly self-authored. Six deceptive and two genuine items, of which the deceptive items were written by the authors to satisfy every presentation check. This measures whether the admissibility rule does what it is designed to do; it does not estimate a rate in the wild, and a set written by the people who designed the defence is not an independent test of it.</w:t>
+        <w:t>The adversarial set is small and partly self-authored. Ten items, six of them deceptive and two genuine reports, and the deceptive items were written by the authors to satisfy every presentation check. This measures whether the admissibility rule does what it is designed to do; it does not estimate a rate in the wild, and a set written by the people who designed the defence is not an independent test of it.</w:t>
       </w:r>
     </w:p>
     <w:p>
@@ -5028,7 +5013,22 @@
           <w:i w:val="0"/>
           <w:sz w:val="20"/>
         </w:rPr>
-        <w:t>The one-sided rule costs discrimination. Section 7.2 reports AUC of 0.957 with the rule enforced against 0.978 without it. We argue the difference is bought with evidence a competent adversary supplies at will, but on a corpus of incompetent adversaries the unconstrained model is genuinely the better classifier, and we do not claim otherwise.</w:t>
+        <w:t>The one-sided rule costs discrimination. Section 7.2 reports AUC of 0.957 with the rule enforced against 0.973 without it, and 0.978 for the legacy rule. We argue the difference is bought with evidence a competent adversary supplies at will, but on a corpus of incompetent adversaries the unconstrained model is genuinely the better classifier, and we do not claim otherwise.</w:t>
+      </w:r>
+    </w:p>
+    <w:p>
+      <w:pPr>
+        <w:spacing w:before="0" w:after="120"/>
+        <w:jc w:val="both"/>
+      </w:pPr>
+      <w:r>
+        <w:rPr>
+          <w:rFonts w:ascii="Times New Roman" w:hAnsi="Times New Roman"/>
+          <w:b w:val="0"/>
+          <w:i w:val="0"/>
+          <w:sz w:val="20"/>
+        </w:rPr>
+        <w:t>Further threats. ISOT is 2016–2017 United States political news, and shift to current news is unmeasured. Stance judgement reads headlines and standfirsts rather than full article bodies; a natural-language-inference model over full text is a direct substitution. The language-model factors inherit whatever bias the model carries, and low temperature with structured output reduces variance but not bias. The outlet database covers ninety publishers, so smaller ones frequently receive no reliability record, which is the most common gap we observed in use. Every measurement in Section 7.1 is single-dataset and single-model.</w:t>
       </w:r>
     </w:p>
     <w:p>
@@ -5133,7 +5133,7 @@
           <w:i w:val="0"/>
           <w:sz w:val="20"/>
         </w:rPr>
-        <w:t>Re-run the full benchmark on the current six-factor pipeline and current model, with ablations for the transparency and persuasion factors, replacing Section 7.1. Complete the live-news verification study in Section 7.5.</w:t>
+        <w:t>Enlarge the estimation corpus. The likelihood ratios rest on 239 articles (Section 8.1), which leaves several observation bands too thin to estimate; the instrumentation to extend it cleanly is in place and the constraint is model quota rather than method. Re-run the ablations of Section 7.3 on the current six-factor pipeline and a current model, so that table ceases to be historical. Complete the live-news verification study described in Section 7.7, annotating thirty claims by hand for coverage rate and verdict precision.</w:t>
       </w:r>
     </w:p>
     <w:p>
@@ -5448,7 +5448,7 @@
           <w:i w:val="0"/>
           <w:sz w:val="20"/>
         </w:rPr>
-        <w:t>Every figure in Sections 7.1, 7.2 and 7.7 is reproducible without any API key, because the estimation, the held-out comparison and the adversarial benchmark all run on stored factor outputs and deterministic analysers:</w:t>
+        <w:t>Every figure in Sections 7.1, 7.2 and 7.6 is reproducible without any API key, because the estimation, the held-out comparison and the adversarial benchmark all run on stored factor outputs and deterministic analysers:</w:t>
       </w:r>
     </w:p>
     <w:p>
@@ -5532,7 +5532,7 @@
           <w:rFonts w:ascii="Consolas" w:hAnsi="Consolas"/>
           <w:sz w:val="16"/>
         </w:rPr>
-        <w:t>node eval/adversarialBench.js --no-model  # Section 7.7</w:t>
+        <w:t>node eval/adversarialBench.js --no-model  # Section 7.6</w:t>
       </w:r>
     </w:p>
     <w:p>

--- a/docs/paper/Paper_CO5.docx
+++ b/docs/paper/Paper_CO5.docx
@@ -106,7 +106,7 @@
           <w:i/>
           <w:sz w:val="18"/>
         </w:rPr>
-        <w:t>Automated fake-news detection scores how an article is written: its tone, its headline, whether it names sources. Every such signal is chosen by whoever wrote it, so a fabrication in newsroom register scores as a genuine report does. On a weighted-sum pipeline of this kind we measured invented articles at 7.3 of 10, four of six deceptive items reading as credible, and the failure was systematic: when corroboration was absent the verification term redistributed its weight onto the signals an author controls. We attribute this to treating adversarial detection as ordinary classification. Where features are selected by an adversary rather than drawn from nature, an asymmetry follows, stated here as an admissibility rule: an observation under the author's control may count against an article, never in its favour. We build a scoring model on that rule. Each observation contributes a likelihood ratio estimated from labelled articles rather than a hand-assigned weight, and the ratios accumulate as additive log-odds into a calibrated probability. Support is admitted only from outside the author's control: corroboration counted in independent sources rather than retrieved articles, and premises checked against a reference work. Input carrying no verifiable claim is declined rather than scored. On a held-out split of 120 articles the model matches the rule it replaces on accuracy — 114 correct against 115 — and ranks slightly worse, while calibration error where the system accuses falls twentyfold, from 0.267 to 0.013. The trade is deliberate: the discrimination given up is supplied by evidence an adversary controls.</w:t>
+        <w:t>Automated fake-news detection scores how an article is written: its tone, its headline, whether it names sources. Every such signal is chosen by whoever wrote it, so a fabrication in newsroom register scores as a genuine report does. On a weighted-sum pipeline of this kind we measured invented articles at 7.3 of 10, four of six deceptive items reading as credible, and the failure was systematic: when corroboration was absent the verification term redistributed its weight onto the signals an author controls. We attribute this to treating adversarial detection as ordinary classification. Where features are selected by an adversary rather than drawn from nature, an asymmetry follows, stated here as an admissibility rule: an observation under the author's control may count against an article, never in its favour. We build a scoring model on that rule. Each observation contributes a likelihood ratio estimated from labelled articles rather than a hand-assigned weight, and the ratios accumulate as additive log-odds into a calibrated probability. Support is admitted only from outside the author's control: corroboration counted in independent sources rather than retrieved articles, and premises checked against a reference work. Input carrying no verifiable claim is declined rather than scored. On a held-out split of 120 articles the deployed model matches the rule it replaces on accuracy — 114 correct against 115 — ranks worse (AUC 0.951 against 0.978), and reduces calibration error where it accuses from 0.267 to 0.152. The trade is deliberate: the discrimination given up is supplied by evidence an adversary controls.</w:t>
       </w:r>
     </w:p>
     <w:p>
@@ -2337,7 +2337,7 @@
                 <w:b w:val="0"/>
                 <w:sz w:val="16"/>
               </w:rPr>
-              <w:t>WoE, isotonic</w:t>
+              <w:t>WoE, isotonic, clamp not re-applied</w:t>
             </w:r>
           </w:p>
         </w:tc>
@@ -2438,6 +2438,120 @@
           </w:p>
         </w:tc>
       </w:tr>
+      <w:tr>
+        <w:tc>
+          <w:tcPr>
+            <w:tcW w:type="dxa" w:w="1465"/>
+          </w:tcPr>
+          <w:p>
+            <w:r/>
+            <w:r>
+              <w:rPr>
+                <w:rFonts w:ascii="Times New Roman" w:hAnsi="Times New Roman"/>
+                <w:b w:val="0"/>
+                <w:sz w:val="16"/>
+              </w:rPr>
+              <w:t>WoE, as deployed</w:t>
+            </w:r>
+          </w:p>
+        </w:tc>
+        <w:tc>
+          <w:tcPr>
+            <w:tcW w:type="dxa" w:w="1465"/>
+          </w:tcPr>
+          <w:p>
+            <w:r/>
+            <w:r>
+              <w:rPr>
+                <w:rFonts w:ascii="Times New Roman" w:hAnsi="Times New Roman"/>
+                <w:b w:val="0"/>
+                <w:sz w:val="16"/>
+              </w:rPr>
+              <w:t>0.950</w:t>
+            </w:r>
+          </w:p>
+        </w:tc>
+        <w:tc>
+          <w:tcPr>
+            <w:tcW w:type="dxa" w:w="1465"/>
+          </w:tcPr>
+          <w:p>
+            <w:r/>
+            <w:r>
+              <w:rPr>
+                <w:rFonts w:ascii="Times New Roman" w:hAnsi="Times New Roman"/>
+                <w:b w:val="0"/>
+                <w:sz w:val="16"/>
+              </w:rPr>
+              <w:t>0.951</w:t>
+            </w:r>
+          </w:p>
+        </w:tc>
+        <w:tc>
+          <w:tcPr>
+            <w:tcW w:type="dxa" w:w="1465"/>
+          </w:tcPr>
+          <w:p>
+            <w:r/>
+            <w:r>
+              <w:rPr>
+                <w:rFonts w:ascii="Times New Roman" w:hAnsi="Times New Roman"/>
+                <w:b w:val="0"/>
+                <w:sz w:val="16"/>
+              </w:rPr>
+              <w:t>0.246</w:t>
+            </w:r>
+          </w:p>
+        </w:tc>
+        <w:tc>
+          <w:tcPr>
+            <w:tcW w:type="dxa" w:w="1465"/>
+          </w:tcPr>
+          <w:p>
+            <w:r/>
+            <w:r>
+              <w:rPr>
+                <w:rFonts w:ascii="Times New Roman" w:hAnsi="Times New Roman"/>
+                <w:b w:val="0"/>
+                <w:sz w:val="16"/>
+              </w:rPr>
+              <w:t>0.152</w:t>
+            </w:r>
+          </w:p>
+        </w:tc>
+        <w:tc>
+          <w:tcPr>
+            <w:tcW w:type="dxa" w:w="1465"/>
+          </w:tcPr>
+          <w:p>
+            <w:r/>
+            <w:r>
+              <w:rPr>
+                <w:rFonts w:ascii="Times New Roman" w:hAnsi="Times New Roman"/>
+                <w:b w:val="0"/>
+                <w:sz w:val="16"/>
+              </w:rPr>
+              <w:t>0.967</w:t>
+            </w:r>
+          </w:p>
+        </w:tc>
+        <w:tc>
+          <w:tcPr>
+            <w:tcW w:type="dxa" w:w="1465"/>
+          </w:tcPr>
+          <w:p>
+            <w:r/>
+            <w:r>
+              <w:rPr>
+                <w:rFonts w:ascii="Times New Roman" w:hAnsi="Times New Roman"/>
+                <w:b w:val="0"/>
+                <w:sz w:val="16"/>
+              </w:rPr>
+              <w:t>0.117</w:t>
+            </w:r>
+          </w:p>
+        </w:tc>
+      </w:tr>
     </w:tbl>
     <w:p>
       <w:pPr>
@@ -2481,7 +2595,7 @@
           <w:i w:val="0"/>
           <w:sz w:val="20"/>
         </w:rPr>
-        <w:t>The accuracy difference is one article. 114 correct against 115, of 120. We draw no conclusion from it, and the earlier claim that accuracy rose from 0.888 to 0.954 does not survive the clean re-estimation: it was measured on the contaminated corpus and is withdrawn. On ISOT the two models classify equivalently, and the legacy rule ranks slightly better (AUC 0.978 against 0.957).</w:t>
+        <w:t>The accuracy difference is one article. 114 correct against 115, of 120. We draw no conclusion from it, and the earlier claim that accuracy rose from 0.888 to 0.954 does not survive the clean re-estimation: it was measured on the contaminated corpus and is withdrawn. On ISOT the two models classify equivalently, and the legacy rule ranks better (AUC 0.978 against 0.951 for the model as deployed).</w:t>
       </w:r>
     </w:p>
     <w:p>
@@ -2496,7 +2610,7 @@
           <w:i w:val="0"/>
           <w:sz w:val="20"/>
         </w:rPr>
-        <w:t>What does separate them is calibration, by a factor of twenty where it matters most. Where the system accuses — which is where a false statement does harm — expected calibration error falls from 0.267 to 0.013, and the Brier score from 0.101 to 0.048. A hand-weighted sum that is right about which articles are fabricated can still be badly wrong about how sure it is; the reader sees the confidence, not the ranking.</w:t>
+        <w:t>What separates them is calibration where the system accuses — which is where a false statement does harm. As deployed, expected calibration error on accusations falls from 0.267 to 0.152. The isotonic row reaches 0.013, but only because its map is free to move articles toward "genuine" on clean style, which the admissibility rule forbids; Section 5 re-applies the rule after calibration, and the deployed row is the result of doing so. Overall calibration does not improve (ECE 0.246 against 0.237; Brier 0.117 against 0.101), for a reason the reliability table shows directly: the 59 held-out articles in the lowest band are stated at 0.41 — the prior — and observed fabricated at 0.07. On ISOT the only exculpatory evidence is style, so the deployed model declines to exonerate anything; exoneration is left to corroboration and provenance, neither of which this corpus can exercise. A hand-weighted sum that is right about which articles are fabricated can still be badly wrong about how sure it is when it accuses; the reader sees the confidence, not the ranking.</w:t>
       </w:r>
     </w:p>
     <w:p>
@@ -2541,7 +2655,7 @@
           <w:i w:val="0"/>
           <w:sz w:val="20"/>
         </w:rPr>
-        <w:t>Disabling the clamp raises ROC-AUC from 0.957 to 0.973 on the clean corpus, and the legacy hand-weighted rule — which admits exculpatory style evidence freely — reaches 0.978. The gain is real and it is a trap: it comes from learning that fluent prose indicates a genuine article, which holds on a corpus whose fabrications are crude and fails against a competent one. ISOT contains no competent fabrications to expose the error; the adversarial set of Section 7.6 contains ten. We report both configurations and ship the clamp.</w:t>
+        <w:t>In the deployed configuration, disabling the clamp raises ROC-AUC from 0.951 to 0.983 on the clean corpus and raises calibration error on accusations from 0.152 to 0.191; the legacy hand-weighted rule — which admits exculpatory style evidence freely — reaches 0.978. The gain is real and it is a trap: it comes from learning that fluent prose indicates a genuine article, which holds on a corpus whose fabrications are crude and fails against a competent one. ISOT contains no competent fabrications to expose the error; the adversarial set of Section 7.6 contains ten. We report both configurations and ship the clamp.</w:t>
       </w:r>
     </w:p>
     <w:p>
@@ -5013,7 +5127,7 @@
           <w:i w:val="0"/>
           <w:sz w:val="20"/>
         </w:rPr>
-        <w:t>The one-sided rule costs discrimination. Section 7.2 reports AUC of 0.957 with the rule enforced against 0.973 without it, and 0.978 for the legacy rule. We argue the difference is bought with evidence a competent adversary supplies at will, but on a corpus of incompetent adversaries the unconstrained model is genuinely the better classifier, and we do not claim otherwise.</w:t>
+        <w:t>The one-sided rule costs discrimination. Section 7.2 reports AUC of 0.951 with the rule enforced against 0.983 without it, and 0.978 for the legacy rule. We argue the difference is bought with evidence a competent adversary supplies at will, but on a corpus of incompetent adversaries the unconstrained model is genuinely the better classifier, and we do not claim otherwise.</w:t>
       </w:r>
     </w:p>
     <w:p>
@@ -5073,7 +5187,7 @@
           <w:i w:val="0"/>
           <w:sz w:val="20"/>
         </w:rPr>
-        <w:t>We stated that asymmetry as an admissibility rule, built a scoring model on it in which every weight is a likelihood ratio measured from labelled data rather than a constant chosen by hand, and reported the result as a probability that can be checked against outcomes rather than a score on an invented scale. Held out, this leaves accuracy where the rule it replaces left it — 114 correct against 115, of 120 — and reduces calibration error where the system accuses twentyfold, from 0.267 to 0.013. It also costs something, and we report that too: two points of ranking performance, on a corpus that cannot express the attack the rule defends against.</w:t>
+        <w:t>We stated that asymmetry as an admissibility rule, built a scoring model on it in which every weight is a likelihood ratio measured from labelled data rather than a constant chosen by hand, and reported the result as a probability that can be checked against outcomes rather than a score on an invented scale. Held out, this leaves accuracy where the rule it replaces left it — 114 correct against 115, of 120 — and reduces calibration error where the system accuses from 0.267 to 0.152. It also costs something, and we report that too: 0.027 of ROC-AUC, and overall calibration on a corpus whose only exculpatory evidence is the style the rule refuses to admit — a corpus that cannot express the attack the rule defends against.</w:t>
       </w:r>
     </w:p>
     <w:p>

--- a/docs/paper/Paper_CO5.docx
+++ b/docs/paper/Paper_CO5.docx
@@ -1106,7 +1106,7 @@
           <w:i w:val="0"/>
           <w:sz w:val="20"/>
         </w:rPr>
-        <w:t>[1] Source reputation. A curated database of 90 outlets, each with a factual-reporting rating, editorial lean, and outlet type, matched by name and domain alias. Matching is whole-word and prefix-based; substring matching was found to produce false positives (Section 5.2).</w:t>
+        <w:t>[1] Source reputation. Identity is established from the page's web address, never from the name the page gives itself, since a site chooses its own name: a record is granted only on a domain the outlet publishes from, or a platform channel listed as its own. Ratings come first from a curated database of 90 outlets carrying factual-reporting rating, editorial lean and outlet type, and otherwise from the published domain-quality ratings of Lin et al. [16], which aggregate six professional rating sets over 11,520 news domains. The two agree closely where they overlap (81 outlets, Pearson r = 0.85, Spearman ρ = 0.77); a least-squares fit over that overlap converts the published 0–1 score to our 0–10 scale. The nine outlets the published set lacks are all Indian, which is why the curated list is consulted first. A page that claims a distinctive outlet's name from an address that outlet does not use receives no record and is treated as impersonation, which counts against it; so does a domain registered under 90 days ago, read from the public registration record (RDAP). Both are one-sided: an old domain can be bought, so age earns nothing in a site's favour.</w:t>
       </w:r>
     </w:p>
     <w:p>
@@ -5292,7 +5292,7 @@
           <w:i w:val="0"/>
           <w:sz w:val="20"/>
         </w:rPr>
-        <w:t>Self-extending source ratings. The 90-outlet database is hand-curated, and unrecognised outlets are the most frequent gap in deployment. Because every analysis already yields a per-outlet score, ratings for unlisted outlets can be accumulated from articles already assessed, and validated against the hand-curated entries.</w:t>
+        <w:t>Wider source coverage. The published ratings [16] cover 11,520 domains but few regional-language Indian outlets, which the curated list fills only for the largest. Because every analysis already yields a per-outlet score, ratings for unlisted outlets can be accumulated from articles already assessed and validated against both sets. Verified platform channels are listed for one outlet so far and would extend in the same way.</w:t>
       </w:r>
     </w:p>
     <w:p>
@@ -5533,6 +5533,21 @@
           <w:sz w:val="20"/>
         </w:rPr>
         <w:t>[15] H. Jeffreys, Theory of Probability, 3rd ed. Oxford, U.K.: Clarendon Press, 1961.</w:t>
+      </w:r>
+    </w:p>
+    <w:p>
+      <w:pPr>
+        <w:spacing w:before="0" w:after="120"/>
+        <w:jc w:val="both"/>
+      </w:pPr>
+      <w:r>
+        <w:rPr>
+          <w:rFonts w:ascii="Times New Roman" w:hAnsi="Times New Roman"/>
+          <w:b w:val="0"/>
+          <w:i w:val="0"/>
+          <w:sz w:val="20"/>
+        </w:rPr>
+        <w:t>[16] H. Lin, J. Lasser, S. Lewandowsky, R. Cole, A. Gully, D. G. Rand, and G. Pennycook, "High Level of Correspondence Across Different News Domain Quality Rating Sets," PNAS Nexus, vol. 2, no. 9, p. pgad286, 2023, doi: 10.1093/pnasnexus/pgad286.</w:t>
       </w:r>
     </w:p>
     <w:p>
